--- a/documentos/Documento - Projeto de Extensão - COM Empresa - 2026_1.docx
+++ b/documentos/Documento - Projeto de Extensão - COM Empresa - 2026_1.docx
@@ -1451,16 +1451,7 @@
                 <w:sz w:val="20"/>
                 <w:szCs w:val="20"/>
               </w:rPr>
-              <w:t xml:space="preserve">Como evidências do produto desenvolvido, destacam-se capturas de tela da aplicação, protótipos das interfaces e o código-fonte do sistema, que demonstram o funcionamento das funcionalidades </w:t>
-            </w:r>
-            <w:r>
-              <w:rPr>
-                <w:rFonts w:ascii="Arial" w:eastAsia="Arial" w:hAnsi="Arial" w:cs="Arial"/>
-                <w:color w:val="0C3512" w:themeColor="accent3" w:themeShade="80"/>
-                <w:sz w:val="20"/>
-                <w:szCs w:val="20"/>
-              </w:rPr>
-              <w:t>implementadas.</w:t>
+              <w:t>Como evidências do produto desenvolvido, destacam-se capturas de tela da aplicação, protótipos das interfaces e o código-fonte do sistema, que demonstram o funcionamento das funcionalidades implementadas.</w:t>
             </w:r>
           </w:p>
           <w:p>
@@ -4511,27 +4502,9 @@
   </w:num>
   <w:num w:numId="2" w16cid:durableId="969480422">
     <w:abstractNumId w:val="1"/>
-    <w:lvlOverride w:ilvl="0"/>
-    <w:lvlOverride w:ilvl="1"/>
-    <w:lvlOverride w:ilvl="2"/>
-    <w:lvlOverride w:ilvl="3"/>
-    <w:lvlOverride w:ilvl="4"/>
-    <w:lvlOverride w:ilvl="5"/>
-    <w:lvlOverride w:ilvl="6"/>
-    <w:lvlOverride w:ilvl="7"/>
-    <w:lvlOverride w:ilvl="8"/>
   </w:num>
   <w:num w:numId="3" w16cid:durableId="626275567">
     <w:abstractNumId w:val="2"/>
-    <w:lvlOverride w:ilvl="0"/>
-    <w:lvlOverride w:ilvl="1"/>
-    <w:lvlOverride w:ilvl="2"/>
-    <w:lvlOverride w:ilvl="3"/>
-    <w:lvlOverride w:ilvl="4"/>
-    <w:lvlOverride w:ilvl="5"/>
-    <w:lvlOverride w:ilvl="6"/>
-    <w:lvlOverride w:ilvl="7"/>
-    <w:lvlOverride w:ilvl="8"/>
   </w:num>
 </w:numbering>
 </file>
@@ -5149,6 +5122,7 @@
   <w:style w:type="character" w:default="1" w:styleId="Fontepargpadro">
     <w:name w:val="Default Paragraph Font"/>
     <w:uiPriority w:val="1"/>
+    <w:semiHidden/>
     <w:unhideWhenUsed/>
   </w:style>
   <w:style w:type="table" w:default="1" w:styleId="Tabelanormal">
@@ -5847,26 +5821,6 @@
 </file>
 
 <file path=customXml/item1.xml><?xml version="1.0" encoding="utf-8"?>
-<?mso-contentType ?>
-<FormTemplates xmlns="http://schemas.microsoft.com/sharepoint/v3/contenttype/forms">
-  <Display>DocumentLibraryForm</Display>
-  <Edit>DocumentLibraryForm</Edit>
-  <New>DocumentLibraryForm</New>
-</FormTemplates>
-</file>
-
-<file path=customXml/item2.xml><?xml version="1.0" encoding="utf-8"?>
-<p:properties xmlns:p="http://schemas.microsoft.com/office/2006/metadata/properties" xmlns:xsi="http://www.w3.org/2001/XMLSchema-instance" xmlns:pc="http://schemas.microsoft.com/office/infopath/2007/PartnerControls">
-  <documentManagement>
-    <lcf76f155ced4ddcb4097134ff3c332f xmlns="8ca2a57e-8138-4b57-956a-eb6e2c7049cc">
-      <Terms xmlns="http://schemas.microsoft.com/office/infopath/2007/PartnerControls"/>
-    </lcf76f155ced4ddcb4097134ff3c332f>
-    <TaxCatchAll xmlns="1d2798d9-1030-4cc5-be7b-200f9e628651" xsi:nil="true"/>
-  </documentManagement>
-</p:properties>
-</file>
-
-<file path=customXml/item3.xml><?xml version="1.0" encoding="utf-8"?>
 <ct:contentTypeSchema xmlns:ct="http://schemas.microsoft.com/office/2006/metadata/contentType" xmlns:ma="http://schemas.microsoft.com/office/2006/metadata/properties/metaAttributes" ct:_="" ma:_="" ma:contentTypeName="Documento" ma:contentTypeID="0x01010045364877AF745B4281652B53F43C594A" ma:contentTypeVersion="15" ma:contentTypeDescription="Crie um novo documento." ma:contentTypeScope="" ma:versionID="d0aca78f0edc9854d9577b32f48b226a">
   <xsd:schema xmlns:xsd="http://www.w3.org/2001/XMLSchema" xmlns:xs="http://www.w3.org/2001/XMLSchema" xmlns:p="http://schemas.microsoft.com/office/2006/metadata/properties" xmlns:ns2="1d2798d9-1030-4cc5-be7b-200f9e628651" xmlns:ns3="8ca2a57e-8138-4b57-956a-eb6e2c7049cc" targetNamespace="http://schemas.microsoft.com/office/2006/metadata/properties" ma:root="true" ma:fieldsID="4612fc6d25e147ba50590cbb4310a89d" ns2:_="" ns3:_="">
     <xsd:import namespace="1d2798d9-1030-4cc5-be7b-200f9e628651"/>
@@ -6101,10 +6055,41 @@
 </ct:contentTypeSchema>
 </file>
 
+<file path=customXml/item2.xml><?xml version="1.0" encoding="utf-8"?>
+<p:properties xmlns:p="http://schemas.microsoft.com/office/2006/metadata/properties" xmlns:xsi="http://www.w3.org/2001/XMLSchema-instance" xmlns:pc="http://schemas.microsoft.com/office/infopath/2007/PartnerControls">
+  <documentManagement>
+    <lcf76f155ced4ddcb4097134ff3c332f xmlns="8ca2a57e-8138-4b57-956a-eb6e2c7049cc">
+      <Terms xmlns="http://schemas.microsoft.com/office/infopath/2007/PartnerControls"/>
+    </lcf76f155ced4ddcb4097134ff3c332f>
+    <TaxCatchAll xmlns="1d2798d9-1030-4cc5-be7b-200f9e628651" xsi:nil="true"/>
+  </documentManagement>
+</p:properties>
+</file>
+
+<file path=customXml/item3.xml><?xml version="1.0" encoding="utf-8"?>
+<?mso-contentType ?>
+<FormTemplates xmlns="http://schemas.microsoft.com/sharepoint/v3/contenttype/forms">
+  <Display>DocumentLibraryForm</Display>
+  <Edit>DocumentLibraryForm</Edit>
+  <New>DocumentLibraryForm</New>
+</FormTemplates>
+</file>
+
 <file path=customXml/itemProps1.xml><?xml version="1.0" encoding="utf-8"?>
-<ds:datastoreItem xmlns:ds="http://schemas.openxmlformats.org/officeDocument/2006/customXml" ds:itemID="{48DFB5F4-52F4-4628-91A3-77FC7DBF31CA}">
+<ds:datastoreItem xmlns:ds="http://schemas.openxmlformats.org/officeDocument/2006/customXml" ds:itemID="{05CF8F48-FB5F-4E20-B2D4-E9A2A1F67ED6}">
   <ds:schemaRefs>
-    <ds:schemaRef ds:uri="http://schemas.microsoft.com/sharepoint/v3/contenttype/forms"/>
+    <ds:schemaRef ds:uri="http://schemas.microsoft.com/office/2006/metadata/contentType"/>
+    <ds:schemaRef ds:uri="http://schemas.microsoft.com/office/2006/metadata/properties/metaAttributes"/>
+    <ds:schemaRef ds:uri="http://www.w3.org/2001/XMLSchema"/>
+    <ds:schemaRef ds:uri="http://schemas.microsoft.com/office/2006/metadata/properties"/>
+    <ds:schemaRef ds:uri="1d2798d9-1030-4cc5-be7b-200f9e628651"/>
+    <ds:schemaRef ds:uri="8ca2a57e-8138-4b57-956a-eb6e2c7049cc"/>
+    <ds:schemaRef ds:uri="http://schemas.microsoft.com/office/2006/documentManagement/types"/>
+    <ds:schemaRef ds:uri="http://schemas.microsoft.com/office/infopath/2007/PartnerControls"/>
+    <ds:schemaRef ds:uri="http://schemas.openxmlformats.org/package/2006/metadata/core-properties"/>
+    <ds:schemaRef ds:uri="http://purl.org/dc/elements/1.1/"/>
+    <ds:schemaRef ds:uri="http://purl.org/dc/terms/"/>
+    <ds:schemaRef ds:uri="http://schemas.microsoft.com/internal/obd"/>
   </ds:schemaRefs>
 </ds:datastoreItem>
 </file>
@@ -6121,20 +6106,9 @@
 </file>
 
 <file path=customXml/itemProps3.xml><?xml version="1.0" encoding="utf-8"?>
-<ds:datastoreItem xmlns:ds="http://schemas.openxmlformats.org/officeDocument/2006/customXml" ds:itemID="{05CF8F48-FB5F-4E20-B2D4-E9A2A1F67ED6}">
+<ds:datastoreItem xmlns:ds="http://schemas.openxmlformats.org/officeDocument/2006/customXml" ds:itemID="{48DFB5F4-52F4-4628-91A3-77FC7DBF31CA}">
   <ds:schemaRefs>
-    <ds:schemaRef ds:uri="http://schemas.microsoft.com/office/2006/metadata/contentType"/>
-    <ds:schemaRef ds:uri="http://schemas.microsoft.com/office/2006/metadata/properties/metaAttributes"/>
-    <ds:schemaRef ds:uri="http://www.w3.org/2001/XMLSchema"/>
-    <ds:schemaRef ds:uri="http://schemas.microsoft.com/office/2006/metadata/properties"/>
-    <ds:schemaRef ds:uri="1d2798d9-1030-4cc5-be7b-200f9e628651"/>
-    <ds:schemaRef ds:uri="8ca2a57e-8138-4b57-956a-eb6e2c7049cc"/>
-    <ds:schemaRef ds:uri="http://schemas.microsoft.com/office/2006/documentManagement/types"/>
-    <ds:schemaRef ds:uri="http://schemas.microsoft.com/office/infopath/2007/PartnerControls"/>
-    <ds:schemaRef ds:uri="http://schemas.openxmlformats.org/package/2006/metadata/core-properties"/>
-    <ds:schemaRef ds:uri="http://purl.org/dc/elements/1.1/"/>
-    <ds:schemaRef ds:uri="http://purl.org/dc/terms/"/>
-    <ds:schemaRef ds:uri="http://schemas.microsoft.com/internal/obd"/>
+    <ds:schemaRef ds:uri="http://schemas.microsoft.com/sharepoint/v3/contenttype/forms"/>
   </ds:schemaRefs>
 </ds:datastoreItem>
 </file>
--- a/documentos/Documento - Projeto de Extensão - COM Empresa - 2026_1.docx
+++ b/documentos/Documento - Projeto de Extensão - COM Empresa - 2026_1.docx
@@ -1,6 +1,6 @@
 
 <file path=word/document.xml><?xml version="1.0" encoding="utf-8"?>
-<w:document xmlns:wpc="http://schemas.microsoft.com/office/word/2010/wordprocessingCanvas" xmlns:cx="http://schemas.microsoft.com/office/drawing/2014/chartex" xmlns:cx1="http://schemas.microsoft.com/office/drawing/2015/9/8/chartex" xmlns:cx2="http://schemas.microsoft.com/office/drawing/2015/10/21/chartex" xmlns:cx3="http://schemas.microsoft.com/office/drawing/2016/5/9/chartex" xmlns:cx4="http://schemas.microsoft.com/office/drawing/2016/5/10/chartex" xmlns:cx5="http://schemas.microsoft.com/office/drawing/2016/5/11/chartex" xmlns:cx6="http://schemas.microsoft.com/office/drawing/2016/5/12/chartex" xmlns:cx7="http://schemas.microsoft.com/office/drawing/2016/5/13/chartex" xmlns:cx8="http://schemas.microsoft.com/office/drawing/2016/5/14/chartex" xmlns:mc="http://schemas.openxmlformats.org/markup-compatibility/2006" xmlns:aink="http://schemas.microsoft.com/office/drawing/2016/ink" xmlns:am3d="http://schemas.microsoft.com/office/drawing/2017/model3d" xmlns:o="urn:schemas-microsoft-com:office:office" xmlns:oel="http://schemas.microsoft.com/office/2019/extlst" xmlns:r="http://schemas.openxmlformats.org/officeDocument/2006/relationships" xmlns:m="http://schemas.openxmlformats.org/officeDocument/2006/math" xmlns:v="urn:schemas-microsoft-com:vml" xmlns:wp14="http://schemas.microsoft.com/office/word/2010/wordprocessingDrawing" xmlns:wp="http://schemas.openxmlformats.org/drawingml/2006/wordprocessingDrawing" xmlns:w10="urn:schemas-microsoft-com:office:word" xmlns:w="http://schemas.openxmlformats.org/wordprocessingml/2006/main" xmlns:w14="http://schemas.microsoft.com/office/word/2010/wordml" xmlns:w15="http://schemas.microsoft.com/office/word/2012/wordml" xmlns:w16cex="http://schemas.microsoft.com/office/word/2018/wordml/cex" xmlns:w16cid="http://schemas.microsoft.com/office/word/2016/wordml/cid" xmlns:w16="http://schemas.microsoft.com/office/word/2018/wordml" xmlns:w16du="http://schemas.microsoft.com/office/word/2023/wordml/word16du" xmlns:w16sdtdh="http://schemas.microsoft.com/office/word/2020/wordml/sdtdatahash" xmlns:w16sdtfl="http://schemas.microsoft.com/office/word/2024/wordml/sdtformatlock" xmlns:w16se="http://schemas.microsoft.com/office/word/2015/wordml/symex" xmlns:wpg="http://schemas.microsoft.com/office/word/2010/wordprocessingGroup" xmlns:wpi="http://schemas.microsoft.com/office/word/2010/wordprocessingInk" xmlns:wne="http://schemas.microsoft.com/office/word/2006/wordml" xmlns:wps="http://schemas.microsoft.com/office/word/2010/wordprocessingShape" mc:Ignorable="w14 w15 w16se w16cid w16 w16cex w16sdtdh w16sdtfl w16du wp14">
+<w:document xmlns:wpc="http://schemas.microsoft.com/office/word/2010/wordprocessingCanvas" xmlns:cx="http://schemas.microsoft.com/office/drawing/2014/chartex" xmlns:cx1="http://schemas.microsoft.com/office/drawing/2015/9/8/chartex" xmlns:cx2="http://schemas.microsoft.com/office/drawing/2015/10/21/chartex" xmlns:cx3="http://schemas.microsoft.com/office/drawing/2016/5/9/chartex" xmlns:cx4="http://schemas.microsoft.com/office/drawing/2016/5/10/chartex" xmlns:cx5="http://schemas.microsoft.com/office/drawing/2016/5/11/chartex" xmlns:cx6="http://schemas.microsoft.com/office/drawing/2016/5/12/chartex" xmlns:cx7="http://schemas.microsoft.com/office/drawing/2016/5/13/chartex" xmlns:cx8="http://schemas.microsoft.com/office/drawing/2016/5/14/chartex" xmlns:mc="http://schemas.openxmlformats.org/markup-compatibility/2006" xmlns:aink="http://schemas.microsoft.com/office/drawing/2016/ink" xmlns:am3d="http://schemas.microsoft.com/office/drawing/2017/model3d" xmlns:o="urn:schemas-microsoft-com:office:office" xmlns:oel="http://schemas.microsoft.com/office/2019/extlst" xmlns:r="http://schemas.openxmlformats.org/officeDocument/2006/relationships" xmlns:m="http://schemas.openxmlformats.org/officeDocument/2006/math" xmlns:v="urn:schemas-microsoft-com:vml" xmlns:wp14="http://schemas.microsoft.com/office/word/2010/wordprocessingDrawing" xmlns:wp="http://schemas.openxmlformats.org/drawingml/2006/wordprocessingDrawing" xmlns:w10="urn:schemas-microsoft-com:office:word" xmlns:w="http://schemas.openxmlformats.org/wordprocessingml/2006/main" xmlns:w14="http://schemas.microsoft.com/office/word/2010/wordml" xmlns:w15="http://schemas.microsoft.com/office/word/2012/wordml" xmlns:w16cex="http://schemas.microsoft.com/office/word/2018/wordml/cex" xmlns:w16cid="http://schemas.microsoft.com/office/word/2016/wordml/cid" xmlns:w16="http://schemas.microsoft.com/office/word/2018/wordml" xmlns:w16sdtdh="http://schemas.microsoft.com/office/word/2020/wordml/sdtdatahash" xmlns:w16se="http://schemas.microsoft.com/office/word/2015/wordml/symex" xmlns:wpg="http://schemas.microsoft.com/office/word/2010/wordprocessingGroup" xmlns:wpi="http://schemas.microsoft.com/office/word/2010/wordprocessingInk" xmlns:wne="http://schemas.microsoft.com/office/word/2006/wordml" xmlns:wps="http://schemas.microsoft.com/office/word/2010/wordprocessingShape" mc:Ignorable="w14 w15 w16se w16cid w16 w16cex w16sdtdh wp14">
   <w:body>
     <w:p>
       <w:pPr>
@@ -30,28 +30,31 @@
         <w:rPr>
           <w:rFonts w:ascii="Arial" w:eastAsia="Arial" w:hAnsi="Arial" w:cs="Arial"/>
           <w:b/>
-          <w:sz w:val="20"/>
-          <w:szCs w:val="20"/>
-        </w:rPr>
-      </w:pPr>
-    </w:p>
-    <w:p>
-      <w:pPr>
-        <w:spacing w:after="0" w:line="240" w:lineRule="auto"/>
-        <w:rPr>
-          <w:rFonts w:ascii="Arial" w:eastAsia="Arial" w:hAnsi="Arial" w:cs="Arial"/>
-          <w:b/>
-          <w:sz w:val="20"/>
-          <w:szCs w:val="20"/>
-        </w:rPr>
-      </w:pPr>
-    </w:p>
-    <w:p>
-      <w:pPr>
-        <w:spacing w:after="0" w:line="240" w:lineRule="auto"/>
-        <w:rPr>
-          <w:rFonts w:ascii="Arial" w:eastAsia="Arial" w:hAnsi="Arial" w:cs="Arial"/>
-          <w:b/>
+          <w:color w:val="000000" w:themeColor="text1"/>
+          <w:sz w:val="20"/>
+          <w:szCs w:val="20"/>
+        </w:rPr>
+      </w:pPr>
+    </w:p>
+    <w:p>
+      <w:pPr>
+        <w:spacing w:after="0" w:line="240" w:lineRule="auto"/>
+        <w:rPr>
+          <w:rFonts w:ascii="Arial" w:eastAsia="Arial" w:hAnsi="Arial" w:cs="Arial"/>
+          <w:b/>
+          <w:color w:val="000000" w:themeColor="text1"/>
+          <w:sz w:val="20"/>
+          <w:szCs w:val="20"/>
+        </w:rPr>
+      </w:pPr>
+    </w:p>
+    <w:p>
+      <w:pPr>
+        <w:spacing w:after="0" w:line="240" w:lineRule="auto"/>
+        <w:rPr>
+          <w:rFonts w:ascii="Arial" w:eastAsia="Arial" w:hAnsi="Arial" w:cs="Arial"/>
+          <w:b/>
+          <w:color w:val="000000" w:themeColor="text1"/>
           <w:sz w:val="20"/>
           <w:szCs w:val="20"/>
         </w:rPr>
@@ -60,6 +63,7 @@
         <w:rPr>
           <w:rFonts w:ascii="Arial" w:eastAsia="Arial" w:hAnsi="Arial" w:cs="Arial"/>
           <w:b/>
+          <w:color w:val="000000" w:themeColor="text1"/>
           <w:sz w:val="20"/>
           <w:szCs w:val="20"/>
         </w:rPr>
@@ -72,17 +76,19 @@
         <w:rPr>
           <w:rFonts w:ascii="Arial" w:eastAsia="Arial" w:hAnsi="Arial" w:cs="Arial"/>
           <w:b/>
-          <w:sz w:val="20"/>
-          <w:szCs w:val="20"/>
-        </w:rPr>
-      </w:pPr>
-    </w:p>
-    <w:p>
-      <w:pPr>
-        <w:spacing w:after="0" w:line="240" w:lineRule="auto"/>
-        <w:rPr>
-          <w:rFonts w:ascii="Arial" w:eastAsia="Arial" w:hAnsi="Arial" w:cs="Arial"/>
-          <w:b/>
+          <w:color w:val="000000" w:themeColor="text1"/>
+          <w:sz w:val="20"/>
+          <w:szCs w:val="20"/>
+        </w:rPr>
+      </w:pPr>
+    </w:p>
+    <w:p>
+      <w:pPr>
+        <w:spacing w:after="0" w:line="240" w:lineRule="auto"/>
+        <w:rPr>
+          <w:rFonts w:ascii="Arial" w:eastAsia="Arial" w:hAnsi="Arial" w:cs="Arial"/>
+          <w:b/>
+          <w:color w:val="000000" w:themeColor="text1"/>
           <w:sz w:val="20"/>
           <w:szCs w:val="20"/>
         </w:rPr>
@@ -91,6 +97,7 @@
         <w:rPr>
           <w:rFonts w:ascii="Arial" w:eastAsia="Arial" w:hAnsi="Arial" w:cs="Arial"/>
           <w:b/>
+          <w:color w:val="000000" w:themeColor="text1"/>
           <w:sz w:val="20"/>
           <w:szCs w:val="20"/>
         </w:rPr>
@@ -103,6 +110,7 @@
         <w:rPr>
           <w:rFonts w:ascii="Arial" w:eastAsia="Arial" w:hAnsi="Arial" w:cs="Arial"/>
           <w:b/>
+          <w:color w:val="000000" w:themeColor="text1"/>
           <w:sz w:val="20"/>
           <w:szCs w:val="20"/>
         </w:rPr>
@@ -136,11 +144,13 @@
               <w:spacing w:after="0" w:line="240" w:lineRule="auto"/>
               <w:rPr>
                 <w:rFonts w:ascii="Arial" w:eastAsia="Arial" w:hAnsi="Arial" w:cs="Arial"/>
-              </w:rPr>
-            </w:pPr>
-            <w:r>
-              <w:rPr>
-                <w:rFonts w:ascii="Arial" w:eastAsia="Arial" w:hAnsi="Arial" w:cs="Arial"/>
+                <w:color w:val="000000" w:themeColor="text1"/>
+              </w:rPr>
+            </w:pPr>
+            <w:r>
+              <w:rPr>
+                <w:rFonts w:ascii="Arial" w:eastAsia="Arial" w:hAnsi="Arial" w:cs="Arial"/>
+                <w:color w:val="000000" w:themeColor="text1"/>
               </w:rPr>
               <w:t>ESC aplicativo móvel.</w:t>
             </w:r>
@@ -150,6 +160,7 @@
               <w:spacing w:after="0" w:line="240" w:lineRule="auto"/>
               <w:rPr>
                 <w:rFonts w:ascii="Arial" w:eastAsia="Arial" w:hAnsi="Arial" w:cs="Arial"/>
+                <w:color w:val="000000" w:themeColor="text1"/>
               </w:rPr>
             </w:pPr>
           </w:p>
@@ -162,7 +173,7 @@
         <w:jc w:val="both"/>
         <w:rPr>
           <w:rFonts w:ascii="Arial" w:eastAsia="Arial" w:hAnsi="Arial" w:cs="Arial"/>
-          <w:color w:val="FF3333"/>
+          <w:color w:val="000000" w:themeColor="text1"/>
           <w:sz w:val="20"/>
           <w:szCs w:val="20"/>
         </w:rPr>
@@ -175,6 +186,7 @@
         <w:rPr>
           <w:rFonts w:ascii="Arial" w:eastAsia="Arial" w:hAnsi="Arial" w:cs="Arial"/>
           <w:b/>
+          <w:color w:val="000000" w:themeColor="text1"/>
           <w:sz w:val="20"/>
           <w:szCs w:val="20"/>
         </w:rPr>
@@ -183,6 +195,7 @@
         <w:rPr>
           <w:rFonts w:ascii="Arial" w:eastAsia="Arial" w:hAnsi="Arial" w:cs="Arial"/>
           <w:b/>
+          <w:color w:val="000000" w:themeColor="text1"/>
           <w:sz w:val="20"/>
           <w:szCs w:val="20"/>
         </w:rPr>
@@ -203,7 +216,7 @@
         <w:rPr>
           <w:rFonts w:ascii="Arial" w:eastAsia="Arial" w:hAnsi="Arial" w:cs="Arial"/>
           <w:b/>
-          <w:color w:val="0C3512" w:themeColor="accent3" w:themeShade="80"/>
+          <w:color w:val="000000" w:themeColor="text1"/>
           <w:sz w:val="20"/>
           <w:szCs w:val="20"/>
         </w:rPr>
@@ -212,7 +225,7 @@
         <w:rPr>
           <w:rFonts w:ascii="Arial" w:eastAsia="Arial" w:hAnsi="Arial" w:cs="Arial"/>
           <w:b/>
-          <w:color w:val="0C3512" w:themeColor="accent3" w:themeShade="80"/>
+          <w:color w:val="000000" w:themeColor="text1"/>
           <w:sz w:val="16"/>
           <w:szCs w:val="16"/>
         </w:rPr>
@@ -249,6 +262,7 @@
               <w:rPr>
                 <w:rFonts w:ascii="Arial" w:eastAsia="Arial" w:hAnsi="Arial" w:cs="Arial"/>
                 <w:b/>
+                <w:color w:val="000000" w:themeColor="text1"/>
                 <w:sz w:val="20"/>
                 <w:szCs w:val="20"/>
               </w:rPr>
@@ -257,6 +271,7 @@
               <w:rPr>
                 <w:rFonts w:ascii="Arial" w:eastAsia="Arial" w:hAnsi="Arial" w:cs="Arial"/>
                 <w:b/>
+                <w:color w:val="000000" w:themeColor="text1"/>
                 <w:sz w:val="20"/>
                 <w:szCs w:val="20"/>
               </w:rPr>
@@ -268,6 +283,7 @@
               <w:spacing w:after="0" w:line="240" w:lineRule="auto"/>
               <w:rPr>
                 <w:rFonts w:ascii="Arial" w:eastAsia="Arial" w:hAnsi="Arial" w:cs="Arial"/>
+                <w:color w:val="000000" w:themeColor="text1"/>
                 <w:sz w:val="20"/>
                 <w:szCs w:val="20"/>
               </w:rPr>
@@ -283,6 +299,7 @@
               <w:spacing w:after="0" w:line="240" w:lineRule="auto"/>
               <w:rPr>
                 <w:rFonts w:ascii="Arial" w:eastAsia="Arial" w:hAnsi="Arial" w:cs="Arial"/>
+                <w:color w:val="000000" w:themeColor="text1"/>
                 <w:sz w:val="20"/>
                 <w:szCs w:val="20"/>
               </w:rPr>
@@ -291,6 +308,7 @@
               <w:rPr>
                 <w:rFonts w:ascii="Arial" w:eastAsia="Arial" w:hAnsi="Arial" w:cs="Arial"/>
                 <w:b/>
+                <w:color w:val="000000" w:themeColor="text1"/>
                 <w:sz w:val="20"/>
                 <w:szCs w:val="20"/>
               </w:rPr>
@@ -311,6 +329,7 @@
                 <w:rFonts w:ascii="Arial" w:eastAsia="Arial" w:hAnsi="Arial" w:cs="Arial"/>
                 <w:b/>
                 <w:bCs/>
+                <w:color w:val="000000" w:themeColor="text1"/>
                 <w:sz w:val="24"/>
                 <w:szCs w:val="24"/>
               </w:rPr>
@@ -320,6 +339,7 @@
                 <w:rFonts w:ascii="Arial" w:eastAsia="Arial" w:hAnsi="Arial" w:cs="Arial"/>
                 <w:b/>
                 <w:bCs/>
+                <w:color w:val="000000" w:themeColor="text1"/>
                 <w:sz w:val="24"/>
                 <w:szCs w:val="24"/>
               </w:rPr>
@@ -338,6 +358,7 @@
                 <w:rFonts w:ascii="Arial" w:eastAsia="Arial" w:hAnsi="Arial" w:cs="Arial"/>
                 <w:b/>
                 <w:bCs/>
+                <w:color w:val="000000" w:themeColor="text1"/>
               </w:rPr>
             </w:pPr>
             <w:r>
@@ -345,6 +366,7 @@
                 <w:rFonts w:ascii="Arial" w:eastAsia="Arial" w:hAnsi="Arial" w:cs="Arial"/>
                 <w:b/>
                 <w:bCs/>
+                <w:color w:val="000000" w:themeColor="text1"/>
               </w:rPr>
               <w:t>25027387</w:t>
             </w:r>
@@ -363,19 +385,34 @@
                 <w:rFonts w:ascii="Arial" w:eastAsia="Arial" w:hAnsi="Arial" w:cs="Arial"/>
                 <w:b/>
                 <w:bCs/>
+                <w:color w:val="000000" w:themeColor="text1"/>
                 <w:sz w:val="24"/>
                 <w:szCs w:val="24"/>
               </w:rPr>
             </w:pPr>
+            <w:proofErr w:type="spellStart"/>
             <w:r>
               <w:rPr>
                 <w:rFonts w:ascii="Arial" w:eastAsia="Arial" w:hAnsi="Arial" w:cs="Arial"/>
                 <w:b/>
                 <w:bCs/>
+                <w:color w:val="000000" w:themeColor="text1"/>
                 <w:sz w:val="24"/>
                 <w:szCs w:val="24"/>
               </w:rPr>
-              <w:t>EnHsiang Chien</w:t>
+              <w:t>EnHsiang</w:t>
+            </w:r>
+            <w:proofErr w:type="spellEnd"/>
+            <w:r>
+              <w:rPr>
+                <w:rFonts w:ascii="Arial" w:eastAsia="Arial" w:hAnsi="Arial" w:cs="Arial"/>
+                <w:b/>
+                <w:bCs/>
+                <w:color w:val="000000" w:themeColor="text1"/>
+                <w:sz w:val="24"/>
+                <w:szCs w:val="24"/>
+              </w:rPr>
+              <w:t xml:space="preserve"> Chien</w:t>
             </w:r>
           </w:p>
         </w:tc>
@@ -389,6 +426,7 @@
               <w:rPr>
                 <w:rFonts w:ascii="Arial" w:eastAsia="Arial" w:hAnsi="Arial" w:cs="Arial"/>
                 <w:b/>
+                <w:color w:val="000000" w:themeColor="text1"/>
               </w:rPr>
             </w:pPr>
             <w:r>
@@ -396,6 +434,7 @@
                 <w:rFonts w:ascii="Arial" w:eastAsia="Arial" w:hAnsi="Arial" w:cs="Arial"/>
                 <w:b/>
                 <w:bCs/>
+                <w:color w:val="000000" w:themeColor="text1"/>
               </w:rPr>
               <w:t>25027289</w:t>
             </w:r>
@@ -414,6 +453,7 @@
                 <w:rFonts w:ascii="Arial" w:eastAsia="Arial" w:hAnsi="Arial" w:cs="Arial"/>
                 <w:b/>
                 <w:bCs/>
+                <w:color w:val="000000" w:themeColor="text1"/>
                 <w:sz w:val="24"/>
                 <w:szCs w:val="24"/>
               </w:rPr>
@@ -423,6 +463,7 @@
                 <w:rFonts w:ascii="Arial" w:eastAsia="Arial" w:hAnsi="Arial" w:cs="Arial"/>
                 <w:b/>
                 <w:bCs/>
+                <w:color w:val="000000" w:themeColor="text1"/>
                 <w:sz w:val="24"/>
                 <w:szCs w:val="24"/>
               </w:rPr>
@@ -441,6 +482,7 @@
                 <w:rFonts w:ascii="Arial" w:eastAsia="Arial" w:hAnsi="Arial" w:cs="Arial"/>
                 <w:b/>
                 <w:bCs/>
+                <w:color w:val="000000" w:themeColor="text1"/>
               </w:rPr>
             </w:pPr>
             <w:r>
@@ -448,6 +490,7 @@
                 <w:rFonts w:ascii="Arial" w:eastAsia="Arial" w:hAnsi="Arial" w:cs="Arial"/>
                 <w:b/>
                 <w:bCs/>
+                <w:color w:val="000000" w:themeColor="text1"/>
               </w:rPr>
               <w:t>22011030</w:t>
             </w:r>
@@ -465,6 +508,7 @@
               <w:rPr>
                 <w:rFonts w:ascii="Arial" w:eastAsia="Arial" w:hAnsi="Arial" w:cs="Arial"/>
                 <w:b/>
+                <w:color w:val="000000" w:themeColor="text1"/>
                 <w:sz w:val="24"/>
                 <w:szCs w:val="24"/>
               </w:rPr>
@@ -481,6 +525,7 @@
               <w:rPr>
                 <w:rFonts w:ascii="Arial" w:eastAsia="Arial" w:hAnsi="Arial" w:cs="Arial"/>
                 <w:b/>
+                <w:color w:val="000000" w:themeColor="text1"/>
                 <w:sz w:val="20"/>
                 <w:szCs w:val="20"/>
               </w:rPr>
@@ -504,7 +549,7 @@
         <w:rPr>
           <w:rFonts w:ascii="Arial" w:eastAsia="Arial" w:hAnsi="Arial" w:cs="Arial"/>
           <w:b/>
-          <w:color w:val="000000"/>
+          <w:color w:val="000000" w:themeColor="text1"/>
           <w:sz w:val="20"/>
           <w:szCs w:val="20"/>
         </w:rPr>
@@ -524,7 +569,7 @@
         <w:rPr>
           <w:rFonts w:ascii="Arial" w:eastAsia="Arial" w:hAnsi="Arial" w:cs="Arial"/>
           <w:b/>
-          <w:color w:val="000000"/>
+          <w:color w:val="000000" w:themeColor="text1"/>
           <w:sz w:val="20"/>
           <w:szCs w:val="20"/>
         </w:rPr>
@@ -533,7 +578,7 @@
         <w:rPr>
           <w:rFonts w:ascii="Arial" w:eastAsia="Arial" w:hAnsi="Arial" w:cs="Arial"/>
           <w:b/>
-          <w:color w:val="000000"/>
+          <w:color w:val="000000" w:themeColor="text1"/>
           <w:sz w:val="20"/>
           <w:szCs w:val="20"/>
         </w:rPr>
@@ -575,15 +620,15 @@
               <w:jc w:val="both"/>
               <w:rPr>
                 <w:rFonts w:ascii="Arial" w:eastAsia="Arial" w:hAnsi="Arial" w:cs="Arial"/>
-                <w:color w:val="000000"/>
-                <w:sz w:val="20"/>
-                <w:szCs w:val="20"/>
-              </w:rPr>
-            </w:pPr>
-            <w:r>
-              <w:rPr>
-                <w:rFonts w:ascii="Arial" w:eastAsia="Arial" w:hAnsi="Arial" w:cs="Arial"/>
-                <w:color w:val="0C3512" w:themeColor="accent3" w:themeShade="80"/>
+                <w:color w:val="000000" w:themeColor="text1"/>
+                <w:sz w:val="20"/>
+                <w:szCs w:val="20"/>
+              </w:rPr>
+            </w:pPr>
+            <w:r>
+              <w:rPr>
+                <w:rFonts w:ascii="Arial" w:eastAsia="Arial" w:hAnsi="Arial" w:cs="Arial"/>
+                <w:color w:val="000000" w:themeColor="text1"/>
                 <w:sz w:val="20"/>
                 <w:szCs w:val="20"/>
               </w:rPr>
@@ -607,7 +652,7 @@
         <w:rPr>
           <w:rFonts w:ascii="Arial" w:eastAsia="Arial" w:hAnsi="Arial" w:cs="Arial"/>
           <w:b/>
-          <w:color w:val="000000"/>
+          <w:color w:val="000000" w:themeColor="text1"/>
           <w:sz w:val="20"/>
           <w:szCs w:val="20"/>
         </w:rPr>
@@ -627,7 +672,7 @@
         <w:rPr>
           <w:rFonts w:ascii="Arial" w:eastAsia="Arial" w:hAnsi="Arial" w:cs="Arial"/>
           <w:b/>
-          <w:color w:val="000000"/>
+          <w:color w:val="000000" w:themeColor="text1"/>
           <w:sz w:val="20"/>
           <w:szCs w:val="20"/>
         </w:rPr>
@@ -636,7 +681,7 @@
         <w:rPr>
           <w:rFonts w:ascii="Arial" w:eastAsia="Arial" w:hAnsi="Arial" w:cs="Arial"/>
           <w:b/>
-          <w:color w:val="000000"/>
+          <w:color w:val="000000" w:themeColor="text1"/>
           <w:sz w:val="20"/>
           <w:szCs w:val="20"/>
         </w:rPr>
@@ -679,28 +724,19 @@
               <w:rPr>
                 <w:rFonts w:ascii="Arial" w:eastAsia="Arial" w:hAnsi="Arial" w:cs="Arial"/>
                 <w:b/>
-                <w:color w:val="000000"/>
-                <w:sz w:val="20"/>
-                <w:szCs w:val="20"/>
-              </w:rPr>
-            </w:pPr>
-            <w:r>
-              <w:rPr>
-                <w:rFonts w:ascii="Arial" w:eastAsia="Arial" w:hAnsi="Arial" w:cs="Arial"/>
-                <w:color w:val="0C3512" w:themeColor="accent3" w:themeShade="80"/>
-                <w:sz w:val="20"/>
-                <w:szCs w:val="20"/>
-              </w:rPr>
-              <w:t>Ciência da Computação 3</w:t>
-            </w:r>
-            <w:r>
-              <w:rPr>
-                <w:rFonts w:ascii="Arial" w:eastAsia="Arial" w:hAnsi="Arial" w:cs="Arial"/>
-                <w:color w:val="0C3512" w:themeColor="accent3" w:themeShade="80"/>
-                <w:sz w:val="20"/>
-                <w:szCs w:val="20"/>
-              </w:rPr>
-              <w:t xml:space="preserve"> Noturno</w:t>
+                <w:color w:val="000000" w:themeColor="text1"/>
+                <w:sz w:val="20"/>
+                <w:szCs w:val="20"/>
+              </w:rPr>
+            </w:pPr>
+            <w:r>
+              <w:rPr>
+                <w:rFonts w:ascii="Arial" w:eastAsia="Arial" w:hAnsi="Arial" w:cs="Arial"/>
+                <w:color w:val="000000" w:themeColor="text1"/>
+                <w:sz w:val="20"/>
+                <w:szCs w:val="20"/>
+              </w:rPr>
+              <w:t>Ciência da Computação 3 Noturno</w:t>
             </w:r>
           </w:p>
         </w:tc>
@@ -720,7 +756,7 @@
         <w:rPr>
           <w:rFonts w:ascii="Arial" w:eastAsia="Arial" w:hAnsi="Arial" w:cs="Arial"/>
           <w:b/>
-          <w:color w:val="000000"/>
+          <w:color w:val="000000" w:themeColor="text1"/>
           <w:sz w:val="20"/>
           <w:szCs w:val="20"/>
         </w:rPr>
@@ -733,6 +769,7 @@
         <w:rPr>
           <w:rFonts w:ascii="Arial" w:eastAsia="Arial" w:hAnsi="Arial" w:cs="Arial"/>
           <w:b/>
+          <w:color w:val="000000" w:themeColor="text1"/>
           <w:sz w:val="20"/>
           <w:szCs w:val="20"/>
         </w:rPr>
@@ -741,6 +778,7 @@
         <w:rPr>
           <w:rFonts w:ascii="Arial" w:eastAsia="Arial" w:hAnsi="Arial" w:cs="Arial"/>
           <w:b/>
+          <w:color w:val="000000" w:themeColor="text1"/>
           <w:sz w:val="20"/>
           <w:szCs w:val="20"/>
         </w:rPr>
@@ -754,7 +792,7 @@
         <w:rPr>
           <w:rFonts w:ascii="Arial" w:eastAsia="Arial" w:hAnsi="Arial" w:cs="Arial"/>
           <w:b/>
-          <w:color w:val="0C3512" w:themeColor="accent3" w:themeShade="80"/>
+          <w:color w:val="000000" w:themeColor="text1"/>
           <w:sz w:val="20"/>
           <w:szCs w:val="20"/>
         </w:rPr>
@@ -763,7 +801,7 @@
         <w:rPr>
           <w:rFonts w:ascii="Arial Unicode MS" w:eastAsia="Arial Unicode MS" w:hAnsi="Arial Unicode MS" w:cs="Arial Unicode MS"/>
           <w:b/>
-          <w:color w:val="0C3512" w:themeColor="accent3" w:themeShade="80"/>
+          <w:color w:val="000000" w:themeColor="text1"/>
           <w:sz w:val="16"/>
           <w:szCs w:val="16"/>
         </w:rPr>
@@ -771,7 +809,7 @@
       </w:r>
       <w:r>
         <w:rPr>
-          <w:color w:val="0C3512" w:themeColor="accent3" w:themeShade="80"/>
+          <w:color w:val="000000" w:themeColor="text1"/>
         </w:rPr>
         <w:t xml:space="preserve"> </w:t>
       </w:r>
@@ -779,7 +817,7 @@
         <w:rPr>
           <w:rFonts w:ascii="Arial" w:eastAsia="Arial" w:hAnsi="Arial" w:cs="Arial"/>
           <w:b/>
-          <w:color w:val="0C3512" w:themeColor="accent3" w:themeShade="80"/>
+          <w:color w:val="000000" w:themeColor="text1"/>
           <w:sz w:val="16"/>
           <w:szCs w:val="16"/>
         </w:rPr>
@@ -819,28 +857,19 @@
               <w:ind w:left="360"/>
               <w:rPr>
                 <w:rFonts w:ascii="Arial" w:eastAsia="Arial" w:hAnsi="Arial" w:cs="Arial"/>
-                <w:color w:val="000000"/>
-                <w:sz w:val="20"/>
-                <w:szCs w:val="20"/>
-              </w:rPr>
-            </w:pPr>
-            <w:r>
-              <w:rPr>
-                <w:rFonts w:ascii="Arial" w:eastAsia="Arial" w:hAnsi="Arial" w:cs="Arial"/>
-                <w:color w:val="000000"/>
-                <w:sz w:val="20"/>
-                <w:szCs w:val="20"/>
-              </w:rPr>
-              <w:t xml:space="preserve">- </w:t>
-            </w:r>
-            <w:r>
-              <w:rPr>
-                <w:rFonts w:ascii="Arial" w:eastAsia="Arial" w:hAnsi="Arial" w:cs="Arial"/>
-                <w:color w:val="000000"/>
-                <w:sz w:val="20"/>
-                <w:szCs w:val="20"/>
-              </w:rPr>
-              <w:t xml:space="preserve">Projeto Interdisciplinar: </w:t>
+                <w:color w:val="000000" w:themeColor="text1"/>
+                <w:sz w:val="20"/>
+                <w:szCs w:val="20"/>
+              </w:rPr>
+            </w:pPr>
+            <w:r>
+              <w:rPr>
+                <w:rFonts w:ascii="Arial" w:eastAsia="Arial" w:hAnsi="Arial" w:cs="Arial"/>
+                <w:color w:val="000000" w:themeColor="text1"/>
+                <w:sz w:val="20"/>
+                <w:szCs w:val="20"/>
+              </w:rPr>
+              <w:t xml:space="preserve">- Projeto Interdisciplinar: </w:t>
             </w:r>
           </w:p>
         </w:tc>
@@ -866,7 +895,7 @@
               <w:spacing w:after="0" w:line="240" w:lineRule="auto"/>
               <w:rPr>
                 <w:rFonts w:ascii="Arial" w:eastAsia="Arial" w:hAnsi="Arial" w:cs="Arial"/>
-                <w:color w:val="000000"/>
+                <w:color w:val="000000" w:themeColor="text1"/>
                 <w:sz w:val="20"/>
                 <w:szCs w:val="20"/>
               </w:rPr>
@@ -875,7 +904,7 @@
               <w:sdtPr>
                 <w:rPr>
                   <w:rFonts w:ascii="Arial" w:eastAsia="Arial" w:hAnsi="Arial" w:cs="Arial"/>
-                  <w:color w:val="000000"/>
+                  <w:color w:val="000000" w:themeColor="text1"/>
                   <w:sz w:val="20"/>
                   <w:szCs w:val="20"/>
                 </w:rPr>
@@ -886,7 +915,7 @@
                 <w:r>
                   <w:rPr>
                     <w:rFonts w:ascii="Segoe UI Symbol" w:eastAsia="Arial" w:hAnsi="Segoe UI Symbol" w:cs="Segoe UI Symbol"/>
-                    <w:color w:val="000000"/>
+                    <w:color w:val="000000" w:themeColor="text1"/>
                     <w:sz w:val="20"/>
                     <w:szCs w:val="20"/>
                   </w:rPr>
@@ -895,7 +924,7 @@
                 <w:r>
                   <w:rPr>
                     <w:rFonts w:ascii="Arial" w:eastAsia="Arial" w:hAnsi="Arial" w:cs="Arial"/>
-                    <w:color w:val="000000"/>
+                    <w:color w:val="000000" w:themeColor="text1"/>
                     <w:sz w:val="20"/>
                     <w:szCs w:val="20"/>
                   </w:rPr>
@@ -916,7 +945,7 @@
               <w:spacing w:after="0" w:line="240" w:lineRule="auto"/>
               <w:rPr>
                 <w:rFonts w:ascii="Arial" w:eastAsia="Arial" w:hAnsi="Arial" w:cs="Arial"/>
-                <w:color w:val="000000"/>
+                <w:color w:val="000000" w:themeColor="text1"/>
                 <w:sz w:val="20"/>
                 <w:szCs w:val="20"/>
               </w:rPr>
@@ -931,7 +960,7 @@
         <w:jc w:val="both"/>
         <w:rPr>
           <w:rFonts w:ascii="Arial" w:eastAsia="Arial" w:hAnsi="Arial" w:cs="Arial"/>
-          <w:color w:val="FF3333"/>
+          <w:color w:val="000000" w:themeColor="text1"/>
           <w:sz w:val="20"/>
           <w:szCs w:val="20"/>
         </w:rPr>
@@ -944,6 +973,7 @@
         <w:rPr>
           <w:rFonts w:ascii="Arial" w:eastAsia="Arial" w:hAnsi="Arial" w:cs="Arial"/>
           <w:b/>
+          <w:color w:val="000000" w:themeColor="text1"/>
           <w:sz w:val="20"/>
           <w:szCs w:val="20"/>
         </w:rPr>
@@ -952,6 +982,7 @@
         <w:rPr>
           <w:rFonts w:ascii="Arial" w:eastAsia="Arial" w:hAnsi="Arial" w:cs="Arial"/>
           <w:b/>
+          <w:color w:val="000000" w:themeColor="text1"/>
           <w:sz w:val="20"/>
           <w:szCs w:val="20"/>
         </w:rPr>
@@ -965,7 +996,7 @@
         <w:rPr>
           <w:rFonts w:ascii="Arial" w:eastAsia="Arial" w:hAnsi="Arial" w:cs="Arial"/>
           <w:b/>
-          <w:color w:val="0C3512" w:themeColor="accent3" w:themeShade="80"/>
+          <w:color w:val="000000" w:themeColor="text1"/>
           <w:sz w:val="16"/>
           <w:szCs w:val="16"/>
         </w:rPr>
@@ -974,7 +1005,7 @@
         <w:rPr>
           <w:rFonts w:ascii="Arial Unicode MS" w:eastAsia="Arial Unicode MS" w:hAnsi="Arial Unicode MS" w:cs="Arial Unicode MS"/>
           <w:b/>
-          <w:color w:val="0C3512" w:themeColor="accent3" w:themeShade="80"/>
+          <w:color w:val="000000" w:themeColor="text1"/>
           <w:sz w:val="16"/>
           <w:szCs w:val="16"/>
         </w:rPr>
@@ -1014,13 +1045,15 @@
               <w:spacing w:after="0" w:line="240" w:lineRule="auto"/>
               <w:rPr>
                 <w:rFonts w:ascii="Arial" w:eastAsia="Arial" w:hAnsi="Arial" w:cs="Arial"/>
-                <w:sz w:val="20"/>
-                <w:szCs w:val="20"/>
-              </w:rPr>
-            </w:pPr>
-            <w:r>
-              <w:rPr>
-                <w:rFonts w:ascii="Arial" w:eastAsia="Arial" w:hAnsi="Arial" w:cs="Arial"/>
+                <w:color w:val="000000" w:themeColor="text1"/>
+                <w:sz w:val="20"/>
+                <w:szCs w:val="20"/>
+              </w:rPr>
+            </w:pPr>
+            <w:r>
+              <w:rPr>
+                <w:rFonts w:ascii="Arial" w:eastAsia="Arial" w:hAnsi="Arial" w:cs="Arial"/>
+                <w:color w:val="000000" w:themeColor="text1"/>
                 <w:sz w:val="20"/>
                 <w:szCs w:val="20"/>
               </w:rPr>
@@ -1029,7 +1062,7 @@
             <w:r>
               <w:rPr>
                 <w:rFonts w:ascii="Segoe UI Symbol" w:eastAsia="Arial Unicode MS" w:hAnsi="Segoe UI Symbol" w:cs="Segoe UI Symbol"/>
-                <w:color w:val="000000"/>
+                <w:color w:val="000000" w:themeColor="text1"/>
                 <w:sz w:val="20"/>
                 <w:szCs w:val="20"/>
               </w:rPr>
@@ -1038,6 +1071,7 @@
             <w:r>
               <w:rPr>
                 <w:rFonts w:ascii="Segoe UI Symbol" w:eastAsia="Arial" w:hAnsi="Segoe UI Symbol" w:cs="Segoe UI Symbol"/>
+                <w:color w:val="000000" w:themeColor="text1"/>
                 <w:sz w:val="20"/>
                 <w:szCs w:val="20"/>
               </w:rPr>
@@ -1054,13 +1088,15 @@
               <w:spacing w:after="0" w:line="240" w:lineRule="auto"/>
               <w:rPr>
                 <w:rFonts w:ascii="Arial" w:eastAsia="Arial" w:hAnsi="Arial" w:cs="Arial"/>
-                <w:sz w:val="20"/>
-                <w:szCs w:val="20"/>
-              </w:rPr>
-            </w:pPr>
-            <w:r>
-              <w:rPr>
-                <w:rFonts w:ascii="Arial" w:eastAsia="Arial" w:hAnsi="Arial" w:cs="Arial"/>
+                <w:color w:val="000000" w:themeColor="text1"/>
+                <w:sz w:val="20"/>
+                <w:szCs w:val="20"/>
+              </w:rPr>
+            </w:pPr>
+            <w:r>
+              <w:rPr>
+                <w:rFonts w:ascii="Arial" w:eastAsia="Arial" w:hAnsi="Arial" w:cs="Arial"/>
+                <w:color w:val="000000" w:themeColor="text1"/>
                 <w:sz w:val="20"/>
                 <w:szCs w:val="20"/>
               </w:rPr>
@@ -1077,6 +1113,7 @@
         <w:rPr>
           <w:rFonts w:ascii="Arial" w:eastAsia="Arial" w:hAnsi="Arial" w:cs="Arial"/>
           <w:b/>
+          <w:color w:val="000000" w:themeColor="text1"/>
           <w:sz w:val="20"/>
           <w:szCs w:val="20"/>
         </w:rPr>
@@ -1085,6 +1122,7 @@
         <w:rPr>
           <w:rFonts w:ascii="Arial" w:eastAsia="Arial" w:hAnsi="Arial" w:cs="Arial"/>
           <w:b/>
+          <w:color w:val="000000" w:themeColor="text1"/>
           <w:sz w:val="20"/>
           <w:szCs w:val="20"/>
         </w:rPr>
@@ -1132,60 +1170,24 @@
               <w:spacing w:after="0" w:line="240" w:lineRule="auto"/>
               <w:rPr>
                 <w:rFonts w:ascii="Arial" w:eastAsia="Arial" w:hAnsi="Arial" w:cs="Arial"/>
-                <w:color w:val="0C3512" w:themeColor="accent3" w:themeShade="80"/>
-                <w:sz w:val="20"/>
-                <w:szCs w:val="20"/>
-              </w:rPr>
-            </w:pPr>
-            <w:r>
-              <w:rPr>
-                <w:rFonts w:ascii="Arial" w:eastAsia="Arial" w:hAnsi="Arial" w:cs="Arial"/>
-                <w:color w:val="0C3512" w:themeColor="accent3" w:themeShade="80"/>
-                <w:sz w:val="20"/>
-                <w:szCs w:val="20"/>
-              </w:rPr>
-              <w:t xml:space="preserve">Estabelecido conforme </w:t>
-            </w:r>
-            <w:r>
-              <w:rPr>
-                <w:rFonts w:ascii="Arial" w:eastAsia="Arial" w:hAnsi="Arial" w:cs="Arial"/>
-                <w:color w:val="0C3512" w:themeColor="accent3" w:themeShade="80"/>
-                <w:sz w:val="20"/>
-                <w:szCs w:val="20"/>
-              </w:rPr>
-              <w:t>seleção da ODS e dos</w:t>
-            </w:r>
-            <w:r>
-              <w:rPr>
-                <w:rFonts w:ascii="Arial" w:eastAsia="Arial" w:hAnsi="Arial" w:cs="Arial"/>
-                <w:color w:val="0C3512" w:themeColor="accent3" w:themeShade="80"/>
-                <w:sz w:val="20"/>
-                <w:szCs w:val="20"/>
-              </w:rPr>
-              <w:t xml:space="preserve"> conhecimento</w:t>
-            </w:r>
-            <w:r>
-              <w:rPr>
-                <w:rFonts w:ascii="Arial" w:eastAsia="Arial" w:hAnsi="Arial" w:cs="Arial"/>
-                <w:color w:val="0C3512" w:themeColor="accent3" w:themeShade="80"/>
-                <w:sz w:val="20"/>
-                <w:szCs w:val="20"/>
-              </w:rPr>
-              <w:t>s a</w:t>
-            </w:r>
-            <w:r>
-              <w:rPr>
-                <w:rFonts w:ascii="Arial" w:eastAsia="Arial" w:hAnsi="Arial" w:cs="Arial"/>
-                <w:color w:val="0C3512" w:themeColor="accent3" w:themeShade="80"/>
-                <w:sz w:val="20"/>
-                <w:szCs w:val="20"/>
-              </w:rPr>
-              <w:t xml:space="preserve"> serem trabalhados e orientações do docente.</w:t>
-            </w:r>
-            <w:r>
-              <w:rPr>
-                <w:rFonts w:ascii="Arial" w:eastAsia="Arial" w:hAnsi="Arial" w:cs="Arial"/>
-                <w:color w:val="525252"/>
+                <w:color w:val="000000" w:themeColor="text1"/>
+                <w:sz w:val="20"/>
+                <w:szCs w:val="20"/>
+              </w:rPr>
+            </w:pPr>
+            <w:r>
+              <w:rPr>
+                <w:rFonts w:ascii="Arial" w:eastAsia="Arial" w:hAnsi="Arial" w:cs="Arial"/>
+                <w:color w:val="000000" w:themeColor="text1"/>
+                <w:sz w:val="20"/>
+                <w:szCs w:val="20"/>
+              </w:rPr>
+              <w:t>Estabelecido conforme seleção da ODS e dos conhecimentos a serem trabalhados e orientações do docente.</w:t>
+            </w:r>
+            <w:r>
+              <w:rPr>
+                <w:rFonts w:ascii="Arial" w:eastAsia="Arial" w:hAnsi="Arial" w:cs="Arial"/>
+                <w:color w:val="000000" w:themeColor="text1"/>
                 <w:sz w:val="20"/>
                 <w:szCs w:val="20"/>
                 <w:lang w:eastAsia="pt-BR"/>
@@ -1195,7 +1197,7 @@
             <w:r>
               <w:rPr>
                 <w:rFonts w:ascii="Arial" w:eastAsia="Arial" w:hAnsi="Arial" w:cs="Arial"/>
-                <w:color w:val="0C3512" w:themeColor="accent3" w:themeShade="80"/>
+                <w:color w:val="000000" w:themeColor="text1"/>
                 <w:sz w:val="20"/>
                 <w:szCs w:val="20"/>
               </w:rPr>
@@ -1216,14 +1218,15 @@
               <w:rPr>
                 <w:rFonts w:ascii="Arial" w:eastAsia="Arial" w:hAnsi="Arial" w:cs="Arial"/>
                 <w:b/>
-                <w:sz w:val="20"/>
-                <w:szCs w:val="20"/>
-              </w:rPr>
-            </w:pPr>
-            <w:r>
-              <w:rPr>
-                <w:rFonts w:ascii="Arial" w:eastAsia="Arial" w:hAnsi="Arial" w:cs="Arial"/>
-                <w:color w:val="0C3512" w:themeColor="accent3" w:themeShade="80"/>
+                <w:color w:val="000000" w:themeColor="text1"/>
+                <w:sz w:val="20"/>
+                <w:szCs w:val="20"/>
+              </w:rPr>
+            </w:pPr>
+            <w:r>
+              <w:rPr>
+                <w:rFonts w:ascii="Arial" w:eastAsia="Arial" w:hAnsi="Arial" w:cs="Arial"/>
+                <w:color w:val="000000" w:themeColor="text1"/>
                 <w:sz w:val="20"/>
                 <w:szCs w:val="20"/>
               </w:rPr>
@@ -1240,6 +1243,7 @@
         <w:rPr>
           <w:rFonts w:ascii="Arial" w:eastAsia="Arial" w:hAnsi="Arial" w:cs="Arial"/>
           <w:b/>
+          <w:color w:val="000000" w:themeColor="text1"/>
           <w:sz w:val="20"/>
           <w:szCs w:val="20"/>
         </w:rPr>
@@ -1252,6 +1256,7 @@
         <w:rPr>
           <w:rFonts w:ascii="Arial" w:eastAsia="Arial" w:hAnsi="Arial" w:cs="Arial"/>
           <w:b/>
+          <w:color w:val="000000" w:themeColor="text1"/>
           <w:sz w:val="20"/>
           <w:szCs w:val="20"/>
         </w:rPr>
@@ -1264,6 +1269,7 @@
         <w:rPr>
           <w:rFonts w:ascii="Arial" w:eastAsia="Arial" w:hAnsi="Arial" w:cs="Arial"/>
           <w:b/>
+          <w:color w:val="000000" w:themeColor="text1"/>
           <w:sz w:val="20"/>
           <w:szCs w:val="20"/>
         </w:rPr>
@@ -1276,6 +1282,7 @@
         <w:rPr>
           <w:rFonts w:ascii="Arial" w:eastAsia="Arial" w:hAnsi="Arial" w:cs="Arial"/>
           <w:b/>
+          <w:color w:val="000000" w:themeColor="text1"/>
           <w:sz w:val="20"/>
           <w:szCs w:val="20"/>
         </w:rPr>
@@ -1284,6 +1291,7 @@
         <w:rPr>
           <w:rFonts w:ascii="Arial" w:eastAsia="Arial" w:hAnsi="Arial" w:cs="Arial"/>
           <w:b/>
+          <w:color w:val="000000" w:themeColor="text1"/>
           <w:sz w:val="20"/>
           <w:szCs w:val="20"/>
         </w:rPr>
@@ -1319,7 +1327,7 @@
               <w:shd w:val="clear" w:color="auto" w:fill="FFFFFF"/>
               <w:rPr>
                 <w:rFonts w:ascii="Arial" w:eastAsia="Arial" w:hAnsi="Arial" w:cs="Arial"/>
-                <w:color w:val="0C3512" w:themeColor="accent3" w:themeShade="80"/>
+                <w:color w:val="000000" w:themeColor="text1"/>
                 <w:sz w:val="20"/>
                 <w:szCs w:val="20"/>
               </w:rPr>
@@ -1327,6 +1335,7 @@
             <w:r>
               <w:rPr>
                 <w:noProof/>
+                <w:color w:val="000000" w:themeColor="text1"/>
                 <w14:ligatures w14:val="standardContextual"/>
               </w:rPr>
               <w:drawing>
@@ -1400,7 +1409,7 @@
             <w:r>
               <w:rPr>
                 <w:rFonts w:ascii="Arial" w:eastAsia="Arial" w:hAnsi="Arial" w:cs="Arial"/>
-                <w:color w:val="0C3512" w:themeColor="accent3" w:themeShade="80"/>
+                <w:color w:val="000000" w:themeColor="text1"/>
                 <w:sz w:val="20"/>
                 <w:szCs w:val="20"/>
               </w:rPr>
@@ -1409,6 +1418,7 @@
             <w:r>
               <w:rPr>
                 <w:noProof/>
+                <w:color w:val="000000" w:themeColor="text1"/>
                 <w14:ligatures w14:val="standardContextual"/>
               </w:rPr>
               <w:t xml:space="preserve"> </w:t>
@@ -1419,15 +1429,15 @@
               <w:shd w:val="clear" w:color="auto" w:fill="FFFFFF"/>
               <w:rPr>
                 <w:rFonts w:ascii="Arial" w:eastAsia="Arial" w:hAnsi="Arial" w:cs="Arial"/>
-                <w:color w:val="0C3512" w:themeColor="accent3" w:themeShade="80"/>
-                <w:sz w:val="20"/>
-                <w:szCs w:val="20"/>
-              </w:rPr>
-            </w:pPr>
-            <w:r>
-              <w:rPr>
-                <w:rFonts w:ascii="Arial" w:eastAsia="Arial" w:hAnsi="Arial" w:cs="Arial"/>
-                <w:color w:val="0C3512" w:themeColor="accent3" w:themeShade="80"/>
+                <w:color w:val="000000" w:themeColor="text1"/>
+                <w:sz w:val="20"/>
+                <w:szCs w:val="20"/>
+              </w:rPr>
+            </w:pPr>
+            <w:r>
+              <w:rPr>
+                <w:rFonts w:ascii="Arial" w:eastAsia="Arial" w:hAnsi="Arial" w:cs="Arial"/>
+                <w:color w:val="000000" w:themeColor="text1"/>
                 <w:sz w:val="20"/>
                 <w:szCs w:val="20"/>
               </w:rPr>
@@ -1439,15 +1449,15 @@
               <w:shd w:val="clear" w:color="auto" w:fill="FFFFFF"/>
               <w:rPr>
                 <w:rFonts w:ascii="Arial" w:eastAsia="Arial" w:hAnsi="Arial" w:cs="Arial"/>
-                <w:color w:val="0C3512" w:themeColor="accent3" w:themeShade="80"/>
-                <w:sz w:val="20"/>
-                <w:szCs w:val="20"/>
-              </w:rPr>
-            </w:pPr>
-            <w:r>
-              <w:rPr>
-                <w:rFonts w:ascii="Arial" w:eastAsia="Arial" w:hAnsi="Arial" w:cs="Arial"/>
-                <w:color w:val="0C3512" w:themeColor="accent3" w:themeShade="80"/>
+                <w:color w:val="000000" w:themeColor="text1"/>
+                <w:sz w:val="20"/>
+                <w:szCs w:val="20"/>
+              </w:rPr>
+            </w:pPr>
+            <w:r>
+              <w:rPr>
+                <w:rFonts w:ascii="Arial" w:eastAsia="Arial" w:hAnsi="Arial" w:cs="Arial"/>
+                <w:color w:val="000000" w:themeColor="text1"/>
                 <w:sz w:val="20"/>
                 <w:szCs w:val="20"/>
               </w:rPr>
@@ -1459,7 +1469,7 @@
               <w:shd w:val="clear" w:color="auto" w:fill="FFFFFF"/>
               <w:rPr>
                 <w:rFonts w:ascii="Arial" w:eastAsia="Arial" w:hAnsi="Arial" w:cs="Arial"/>
-                <w:color w:val="0C3512" w:themeColor="accent3" w:themeShade="80"/>
+                <w:color w:val="000000" w:themeColor="text1"/>
                 <w:sz w:val="20"/>
                 <w:szCs w:val="20"/>
               </w:rPr>
@@ -1470,7 +1480,7 @@
               <w:shd w:val="clear" w:color="auto" w:fill="FFFFFF"/>
               <w:rPr>
                 <w:rFonts w:ascii="Arial" w:eastAsia="Arial" w:hAnsi="Arial" w:cs="Arial"/>
-                <w:color w:val="0C3512" w:themeColor="accent3" w:themeShade="80"/>
+                <w:color w:val="000000" w:themeColor="text1"/>
                 <w:sz w:val="20"/>
                 <w:szCs w:val="20"/>
               </w:rPr>
@@ -1482,6 +1492,7 @@
               <w:rPr>
                 <w:rFonts w:ascii="Arial" w:eastAsia="Arial" w:hAnsi="Arial" w:cs="Arial"/>
                 <w:b/>
+                <w:color w:val="000000" w:themeColor="text1"/>
                 <w:sz w:val="20"/>
                 <w:szCs w:val="20"/>
               </w:rPr>
@@ -1496,39 +1507,43 @@
         <w:rPr>
           <w:rFonts w:ascii="Arial" w:eastAsia="Arial" w:hAnsi="Arial" w:cs="Arial"/>
           <w:b/>
-          <w:sz w:val="20"/>
-          <w:szCs w:val="20"/>
-        </w:rPr>
-      </w:pPr>
-    </w:p>
-    <w:p>
-      <w:pPr>
-        <w:spacing w:after="0" w:line="240" w:lineRule="auto"/>
-        <w:rPr>
-          <w:rFonts w:ascii="Arial" w:eastAsia="Arial" w:hAnsi="Arial" w:cs="Arial"/>
-          <w:b/>
-          <w:sz w:val="20"/>
-          <w:szCs w:val="20"/>
-        </w:rPr>
-      </w:pPr>
-    </w:p>
-    <w:p>
-      <w:pPr>
-        <w:spacing w:after="0" w:line="240" w:lineRule="auto"/>
-        <w:rPr>
-          <w:rFonts w:ascii="Arial" w:eastAsia="Arial" w:hAnsi="Arial" w:cs="Arial"/>
-          <w:b/>
-          <w:sz w:val="20"/>
-          <w:szCs w:val="20"/>
-        </w:rPr>
-      </w:pPr>
-    </w:p>
-    <w:p>
-      <w:pPr>
-        <w:spacing w:after="0" w:line="240" w:lineRule="auto"/>
-        <w:rPr>
-          <w:rFonts w:ascii="Arial" w:eastAsia="Arial" w:hAnsi="Arial" w:cs="Arial"/>
-          <w:b/>
+          <w:color w:val="000000" w:themeColor="text1"/>
+          <w:sz w:val="20"/>
+          <w:szCs w:val="20"/>
+        </w:rPr>
+      </w:pPr>
+    </w:p>
+    <w:p>
+      <w:pPr>
+        <w:spacing w:after="0" w:line="240" w:lineRule="auto"/>
+        <w:rPr>
+          <w:rFonts w:ascii="Arial" w:eastAsia="Arial" w:hAnsi="Arial" w:cs="Arial"/>
+          <w:b/>
+          <w:color w:val="000000" w:themeColor="text1"/>
+          <w:sz w:val="20"/>
+          <w:szCs w:val="20"/>
+        </w:rPr>
+      </w:pPr>
+    </w:p>
+    <w:p>
+      <w:pPr>
+        <w:spacing w:after="0" w:line="240" w:lineRule="auto"/>
+        <w:rPr>
+          <w:rFonts w:ascii="Arial" w:eastAsia="Arial" w:hAnsi="Arial" w:cs="Arial"/>
+          <w:b/>
+          <w:color w:val="000000" w:themeColor="text1"/>
+          <w:sz w:val="20"/>
+          <w:szCs w:val="20"/>
+        </w:rPr>
+      </w:pPr>
+    </w:p>
+    <w:p>
+      <w:pPr>
+        <w:spacing w:after="0" w:line="240" w:lineRule="auto"/>
+        <w:rPr>
+          <w:rFonts w:ascii="Arial" w:eastAsia="Arial" w:hAnsi="Arial" w:cs="Arial"/>
+          <w:b/>
+          <w:color w:val="000000" w:themeColor="text1"/>
           <w:sz w:val="20"/>
           <w:szCs w:val="20"/>
         </w:rPr>
@@ -1537,6 +1552,7 @@
         <w:rPr>
           <w:rFonts w:ascii="Arial" w:eastAsia="Arial" w:hAnsi="Arial" w:cs="Arial"/>
           <w:b/>
+          <w:color w:val="000000" w:themeColor="text1"/>
           <w:sz w:val="20"/>
           <w:szCs w:val="20"/>
         </w:rPr>
@@ -1549,18 +1565,19 @@
         <w:rPr>
           <w:rFonts w:ascii="Arial" w:eastAsia="Arial" w:hAnsi="Arial" w:cs="Arial"/>
           <w:b/>
-          <w:sz w:val="20"/>
-          <w:szCs w:val="20"/>
-        </w:rPr>
-      </w:pPr>
-    </w:p>
-    <w:p>
-      <w:pPr>
-        <w:spacing w:after="0" w:line="240" w:lineRule="auto"/>
-        <w:rPr>
-          <w:rFonts w:ascii="Arial" w:eastAsia="Arial" w:hAnsi="Arial" w:cs="Arial"/>
-          <w:b/>
-          <w:color w:val="FF3333"/>
+          <w:color w:val="000000" w:themeColor="text1"/>
+          <w:sz w:val="20"/>
+          <w:szCs w:val="20"/>
+        </w:rPr>
+      </w:pPr>
+    </w:p>
+    <w:p>
+      <w:pPr>
+        <w:spacing w:after="0" w:line="240" w:lineRule="auto"/>
+        <w:rPr>
+          <w:rFonts w:ascii="Arial" w:eastAsia="Arial" w:hAnsi="Arial" w:cs="Arial"/>
+          <w:b/>
+          <w:color w:val="000000" w:themeColor="text1"/>
           <w:sz w:val="16"/>
           <w:szCs w:val="16"/>
         </w:rPr>
@@ -1569,6 +1586,7 @@
         <w:rPr>
           <w:rFonts w:ascii="Arial" w:eastAsia="Arial" w:hAnsi="Arial" w:cs="Arial"/>
           <w:b/>
+          <w:color w:val="000000" w:themeColor="text1"/>
           <w:sz w:val="20"/>
           <w:szCs w:val="20"/>
         </w:rPr>
@@ -1608,15 +1626,15 @@
               <w:jc w:val="both"/>
               <w:rPr>
                 <w:rFonts w:ascii="Arial" w:eastAsia="Arial" w:hAnsi="Arial" w:cs="Arial"/>
-                <w:color w:val="0C3512" w:themeColor="accent3" w:themeShade="80"/>
-                <w:sz w:val="20"/>
-                <w:szCs w:val="20"/>
-              </w:rPr>
-            </w:pPr>
-            <w:r>
-              <w:rPr>
-                <w:rFonts w:ascii="Arial" w:eastAsia="Arial" w:hAnsi="Arial" w:cs="Arial"/>
-                <w:color w:val="0C3512" w:themeColor="accent3" w:themeShade="80"/>
+                <w:color w:val="000000" w:themeColor="text1"/>
+                <w:sz w:val="20"/>
+                <w:szCs w:val="20"/>
+              </w:rPr>
+            </w:pPr>
+            <w:r>
+              <w:rPr>
+                <w:rFonts w:ascii="Arial" w:eastAsia="Arial" w:hAnsi="Arial" w:cs="Arial"/>
+                <w:color w:val="000000" w:themeColor="text1"/>
                 <w:sz w:val="20"/>
                 <w:szCs w:val="20"/>
               </w:rPr>
@@ -1636,15 +1654,15 @@
               <w:jc w:val="both"/>
               <w:rPr>
                 <w:rFonts w:ascii="Arial" w:eastAsia="Arial" w:hAnsi="Arial" w:cs="Arial"/>
-                <w:color w:val="0C3512" w:themeColor="accent3" w:themeShade="80"/>
-                <w:sz w:val="20"/>
-                <w:szCs w:val="20"/>
-              </w:rPr>
-            </w:pPr>
-            <w:r>
-              <w:rPr>
-                <w:rFonts w:ascii="Arial" w:eastAsia="Arial" w:hAnsi="Arial" w:cs="Arial"/>
-                <w:color w:val="0C3512" w:themeColor="accent3" w:themeShade="80"/>
+                <w:color w:val="000000" w:themeColor="text1"/>
+                <w:sz w:val="20"/>
+                <w:szCs w:val="20"/>
+              </w:rPr>
+            </w:pPr>
+            <w:r>
+              <w:rPr>
+                <w:rFonts w:ascii="Arial" w:eastAsia="Arial" w:hAnsi="Arial" w:cs="Arial"/>
+                <w:color w:val="000000" w:themeColor="text1"/>
                 <w:sz w:val="20"/>
                 <w:szCs w:val="20"/>
               </w:rPr>
@@ -1664,15 +1682,15 @@
               <w:jc w:val="both"/>
               <w:rPr>
                 <w:rFonts w:ascii="Arial" w:eastAsia="Arial" w:hAnsi="Arial" w:cs="Arial"/>
-                <w:color w:val="0C3512" w:themeColor="accent3" w:themeShade="80"/>
-                <w:sz w:val="20"/>
-                <w:szCs w:val="20"/>
-              </w:rPr>
-            </w:pPr>
-            <w:r>
-              <w:rPr>
-                <w:rFonts w:ascii="Arial" w:eastAsia="Arial" w:hAnsi="Arial" w:cs="Arial"/>
-                <w:color w:val="0C3512" w:themeColor="accent3" w:themeShade="80"/>
+                <w:color w:val="000000" w:themeColor="text1"/>
+                <w:sz w:val="20"/>
+                <w:szCs w:val="20"/>
+              </w:rPr>
+            </w:pPr>
+            <w:r>
+              <w:rPr>
+                <w:rFonts w:ascii="Arial" w:eastAsia="Arial" w:hAnsi="Arial" w:cs="Arial"/>
+                <w:color w:val="000000" w:themeColor="text1"/>
                 <w:sz w:val="20"/>
                 <w:szCs w:val="20"/>
               </w:rPr>
@@ -1688,18 +1706,19 @@
         <w:rPr>
           <w:rFonts w:ascii="Arial" w:eastAsia="Arial" w:hAnsi="Arial" w:cs="Arial"/>
           <w:b/>
-          <w:sz w:val="20"/>
-          <w:szCs w:val="20"/>
-        </w:rPr>
-      </w:pPr>
-    </w:p>
-    <w:p>
-      <w:pPr>
-        <w:spacing w:after="0" w:line="240" w:lineRule="auto"/>
-        <w:rPr>
-          <w:rFonts w:ascii="Arial" w:eastAsia="Arial" w:hAnsi="Arial" w:cs="Arial"/>
-          <w:b/>
-          <w:color w:val="FF3333"/>
+          <w:color w:val="000000" w:themeColor="text1"/>
+          <w:sz w:val="20"/>
+          <w:szCs w:val="20"/>
+        </w:rPr>
+      </w:pPr>
+    </w:p>
+    <w:p>
+      <w:pPr>
+        <w:spacing w:after="0" w:line="240" w:lineRule="auto"/>
+        <w:rPr>
+          <w:rFonts w:ascii="Arial" w:eastAsia="Arial" w:hAnsi="Arial" w:cs="Arial"/>
+          <w:b/>
+          <w:color w:val="000000" w:themeColor="text1"/>
           <w:sz w:val="16"/>
           <w:szCs w:val="16"/>
         </w:rPr>
@@ -1708,6 +1727,7 @@
         <w:rPr>
           <w:rFonts w:ascii="Arial" w:eastAsia="Arial" w:hAnsi="Arial" w:cs="Arial"/>
           <w:b/>
+          <w:color w:val="000000" w:themeColor="text1"/>
           <w:sz w:val="20"/>
           <w:szCs w:val="20"/>
         </w:rPr>
@@ -1747,15 +1767,15 @@
               <w:jc w:val="both"/>
               <w:rPr>
                 <w:rFonts w:ascii="Arial" w:eastAsia="Arial" w:hAnsi="Arial" w:cs="Arial"/>
-                <w:color w:val="0C3512" w:themeColor="accent3" w:themeShade="80"/>
-                <w:sz w:val="20"/>
-                <w:szCs w:val="20"/>
-              </w:rPr>
-            </w:pPr>
-            <w:r>
-              <w:rPr>
-                <w:rFonts w:ascii="Arial" w:eastAsia="Arial" w:hAnsi="Arial" w:cs="Arial"/>
-                <w:color w:val="0C3512" w:themeColor="accent3" w:themeShade="80"/>
+                <w:color w:val="000000" w:themeColor="text1"/>
+                <w:sz w:val="20"/>
+                <w:szCs w:val="20"/>
+              </w:rPr>
+            </w:pPr>
+            <w:r>
+              <w:rPr>
+                <w:rFonts w:ascii="Arial" w:eastAsia="Arial" w:hAnsi="Arial" w:cs="Arial"/>
+                <w:color w:val="000000" w:themeColor="text1"/>
                 <w:sz w:val="20"/>
                 <w:szCs w:val="20"/>
               </w:rPr>
@@ -1775,15 +1795,15 @@
               <w:jc w:val="both"/>
               <w:rPr>
                 <w:rFonts w:ascii="Arial" w:eastAsia="Arial" w:hAnsi="Arial" w:cs="Arial"/>
-                <w:color w:val="0C3512" w:themeColor="accent3" w:themeShade="80"/>
-                <w:sz w:val="20"/>
-                <w:szCs w:val="20"/>
-              </w:rPr>
-            </w:pPr>
-            <w:r>
-              <w:rPr>
-                <w:rFonts w:ascii="Arial" w:eastAsia="Arial" w:hAnsi="Arial" w:cs="Arial"/>
-                <w:color w:val="0C3512" w:themeColor="accent3" w:themeShade="80"/>
+                <w:color w:val="000000" w:themeColor="text1"/>
+                <w:sz w:val="20"/>
+                <w:szCs w:val="20"/>
+              </w:rPr>
+            </w:pPr>
+            <w:r>
+              <w:rPr>
+                <w:rFonts w:ascii="Arial" w:eastAsia="Arial" w:hAnsi="Arial" w:cs="Arial"/>
+                <w:color w:val="000000" w:themeColor="text1"/>
                 <w:sz w:val="20"/>
                 <w:szCs w:val="20"/>
               </w:rPr>
@@ -1803,15 +1823,15 @@
               <w:jc w:val="both"/>
               <w:rPr>
                 <w:rFonts w:ascii="Arial" w:eastAsia="Arial" w:hAnsi="Arial" w:cs="Arial"/>
-                <w:color w:val="0C3512" w:themeColor="accent3" w:themeShade="80"/>
-                <w:sz w:val="20"/>
-                <w:szCs w:val="20"/>
-              </w:rPr>
-            </w:pPr>
-            <w:r>
-              <w:rPr>
-                <w:rFonts w:ascii="Arial" w:eastAsia="Arial" w:hAnsi="Arial" w:cs="Arial"/>
-                <w:color w:val="0C3512" w:themeColor="accent3" w:themeShade="80"/>
+                <w:color w:val="000000" w:themeColor="text1"/>
+                <w:sz w:val="20"/>
+                <w:szCs w:val="20"/>
+              </w:rPr>
+            </w:pPr>
+            <w:r>
+              <w:rPr>
+                <w:rFonts w:ascii="Arial" w:eastAsia="Arial" w:hAnsi="Arial" w:cs="Arial"/>
+                <w:color w:val="000000" w:themeColor="text1"/>
                 <w:sz w:val="20"/>
                 <w:szCs w:val="20"/>
               </w:rPr>
@@ -1831,15 +1851,15 @@
               <w:jc w:val="both"/>
               <w:rPr>
                 <w:rFonts w:ascii="Arial" w:eastAsia="Arial" w:hAnsi="Arial" w:cs="Arial"/>
-                <w:color w:val="1F4E79"/>
-                <w:sz w:val="20"/>
-                <w:szCs w:val="20"/>
-              </w:rPr>
-            </w:pPr>
-            <w:r>
-              <w:rPr>
-                <w:rFonts w:ascii="Arial" w:eastAsia="Arial" w:hAnsi="Arial" w:cs="Arial"/>
-                <w:color w:val="0C3512" w:themeColor="accent3" w:themeShade="80"/>
+                <w:color w:val="000000" w:themeColor="text1"/>
+                <w:sz w:val="20"/>
+                <w:szCs w:val="20"/>
+              </w:rPr>
+            </w:pPr>
+            <w:r>
+              <w:rPr>
+                <w:rFonts w:ascii="Arial" w:eastAsia="Arial" w:hAnsi="Arial" w:cs="Arial"/>
+                <w:color w:val="000000" w:themeColor="text1"/>
                 <w:sz w:val="20"/>
                 <w:szCs w:val="20"/>
               </w:rPr>
@@ -1855,17 +1875,19 @@
         <w:rPr>
           <w:rFonts w:ascii="Arial" w:eastAsia="Arial" w:hAnsi="Arial" w:cs="Arial"/>
           <w:b/>
-          <w:sz w:val="20"/>
-          <w:szCs w:val="20"/>
-        </w:rPr>
-      </w:pPr>
-    </w:p>
-    <w:p>
-      <w:pPr>
-        <w:spacing w:after="0" w:line="240" w:lineRule="auto"/>
-        <w:rPr>
-          <w:rFonts w:ascii="Arial" w:eastAsia="Arial" w:hAnsi="Arial" w:cs="Arial"/>
-          <w:b/>
+          <w:color w:val="000000" w:themeColor="text1"/>
+          <w:sz w:val="20"/>
+          <w:szCs w:val="20"/>
+        </w:rPr>
+      </w:pPr>
+    </w:p>
+    <w:p>
+      <w:pPr>
+        <w:spacing w:after="0" w:line="240" w:lineRule="auto"/>
+        <w:rPr>
+          <w:rFonts w:ascii="Arial" w:eastAsia="Arial" w:hAnsi="Arial" w:cs="Arial"/>
+          <w:b/>
+          <w:color w:val="000000" w:themeColor="text1"/>
           <w:sz w:val="20"/>
           <w:szCs w:val="20"/>
         </w:rPr>
@@ -1874,6 +1896,7 @@
         <w:rPr>
           <w:rFonts w:ascii="Arial" w:eastAsia="Arial" w:hAnsi="Arial" w:cs="Arial"/>
           <w:b/>
+          <w:color w:val="000000" w:themeColor="text1"/>
           <w:sz w:val="20"/>
           <w:szCs w:val="20"/>
         </w:rPr>
@@ -1913,15 +1936,15 @@
               <w:jc w:val="both"/>
               <w:rPr>
                 <w:rFonts w:ascii="Arial" w:eastAsia="Arial" w:hAnsi="Arial" w:cs="Arial"/>
-                <w:color w:val="0C3512" w:themeColor="accent3" w:themeShade="80"/>
-                <w:sz w:val="20"/>
-                <w:szCs w:val="20"/>
-              </w:rPr>
-            </w:pPr>
-            <w:r>
-              <w:rPr>
-                <w:rFonts w:ascii="Arial" w:eastAsia="Arial" w:hAnsi="Arial" w:cs="Arial"/>
-                <w:color w:val="0C3512" w:themeColor="accent3" w:themeShade="80"/>
+                <w:color w:val="000000" w:themeColor="text1"/>
+                <w:sz w:val="20"/>
+                <w:szCs w:val="20"/>
+              </w:rPr>
+            </w:pPr>
+            <w:r>
+              <w:rPr>
+                <w:rFonts w:ascii="Arial" w:eastAsia="Arial" w:hAnsi="Arial" w:cs="Arial"/>
+                <w:color w:val="000000" w:themeColor="text1"/>
                 <w:sz w:val="20"/>
                 <w:szCs w:val="20"/>
               </w:rPr>
@@ -1930,7 +1953,7 @@
             <w:r>
               <w:rPr>
                 <w:rFonts w:ascii="Arial" w:eastAsia="Arial" w:hAnsi="Arial" w:cs="Arial"/>
-                <w:color w:val="0C3512" w:themeColor="accent3" w:themeShade="80"/>
+                <w:color w:val="000000" w:themeColor="text1"/>
                 <w:sz w:val="20"/>
                 <w:szCs w:val="20"/>
               </w:rPr>
@@ -1951,15 +1974,15 @@
               <w:jc w:val="both"/>
               <w:rPr>
                 <w:rFonts w:ascii="Arial" w:eastAsia="Arial" w:hAnsi="Arial" w:cs="Arial"/>
-                <w:color w:val="0C3512" w:themeColor="accent3" w:themeShade="80"/>
-                <w:sz w:val="20"/>
-                <w:szCs w:val="20"/>
-              </w:rPr>
-            </w:pPr>
-            <w:r>
-              <w:rPr>
-                <w:rFonts w:ascii="Arial" w:eastAsia="Arial" w:hAnsi="Arial" w:cs="Arial"/>
-                <w:color w:val="0C3512" w:themeColor="accent3" w:themeShade="80"/>
+                <w:color w:val="000000" w:themeColor="text1"/>
+                <w:sz w:val="20"/>
+                <w:szCs w:val="20"/>
+              </w:rPr>
+            </w:pPr>
+            <w:r>
+              <w:rPr>
+                <w:rFonts w:ascii="Arial" w:eastAsia="Arial" w:hAnsi="Arial" w:cs="Arial"/>
+                <w:color w:val="000000" w:themeColor="text1"/>
                 <w:sz w:val="20"/>
                 <w:szCs w:val="20"/>
               </w:rPr>
@@ -1979,15 +2002,15 @@
               <w:jc w:val="both"/>
               <w:rPr>
                 <w:rFonts w:ascii="Arial" w:eastAsia="Arial" w:hAnsi="Arial" w:cs="Arial"/>
-                <w:color w:val="0C3512" w:themeColor="accent3" w:themeShade="80"/>
-                <w:sz w:val="20"/>
-                <w:szCs w:val="20"/>
-              </w:rPr>
-            </w:pPr>
-            <w:r>
-              <w:rPr>
-                <w:rFonts w:ascii="Arial" w:eastAsia="Arial" w:hAnsi="Arial" w:cs="Arial"/>
-                <w:color w:val="0C3512" w:themeColor="accent3" w:themeShade="80"/>
+                <w:color w:val="000000" w:themeColor="text1"/>
+                <w:sz w:val="20"/>
+                <w:szCs w:val="20"/>
+              </w:rPr>
+            </w:pPr>
+            <w:r>
+              <w:rPr>
+                <w:rFonts w:ascii="Arial" w:eastAsia="Arial" w:hAnsi="Arial" w:cs="Arial"/>
+                <w:color w:val="000000" w:themeColor="text1"/>
                 <w:sz w:val="20"/>
                 <w:szCs w:val="20"/>
               </w:rPr>
@@ -2007,15 +2030,15 @@
               <w:jc w:val="both"/>
               <w:rPr>
                 <w:rFonts w:ascii="Arial" w:eastAsia="Arial" w:hAnsi="Arial" w:cs="Arial"/>
-                <w:color w:val="0C3512" w:themeColor="accent3" w:themeShade="80"/>
-                <w:sz w:val="20"/>
-                <w:szCs w:val="20"/>
-              </w:rPr>
-            </w:pPr>
-            <w:r>
-              <w:rPr>
-                <w:rFonts w:ascii="Arial" w:eastAsia="Arial" w:hAnsi="Arial" w:cs="Arial"/>
-                <w:color w:val="0C3512" w:themeColor="accent3" w:themeShade="80"/>
+                <w:color w:val="000000" w:themeColor="text1"/>
+                <w:sz w:val="20"/>
+                <w:szCs w:val="20"/>
+              </w:rPr>
+            </w:pPr>
+            <w:r>
+              <w:rPr>
+                <w:rFonts w:ascii="Arial" w:eastAsia="Arial" w:hAnsi="Arial" w:cs="Arial"/>
+                <w:color w:val="000000" w:themeColor="text1"/>
                 <w:sz w:val="20"/>
                 <w:szCs w:val="20"/>
               </w:rPr>
@@ -2031,17 +2054,19 @@
         <w:rPr>
           <w:rFonts w:ascii="Arial" w:eastAsia="Arial" w:hAnsi="Arial" w:cs="Arial"/>
           <w:b/>
-          <w:sz w:val="20"/>
-          <w:szCs w:val="20"/>
-        </w:rPr>
-      </w:pPr>
-    </w:p>
-    <w:p>
-      <w:pPr>
-        <w:spacing w:after="0" w:line="240" w:lineRule="auto"/>
-        <w:rPr>
-          <w:rFonts w:ascii="Arial" w:eastAsia="Arial" w:hAnsi="Arial" w:cs="Arial"/>
-          <w:b/>
+          <w:color w:val="000000" w:themeColor="text1"/>
+          <w:sz w:val="20"/>
+          <w:szCs w:val="20"/>
+        </w:rPr>
+      </w:pPr>
+    </w:p>
+    <w:p>
+      <w:pPr>
+        <w:spacing w:after="0" w:line="240" w:lineRule="auto"/>
+        <w:rPr>
+          <w:rFonts w:ascii="Arial" w:eastAsia="Arial" w:hAnsi="Arial" w:cs="Arial"/>
+          <w:b/>
+          <w:color w:val="000000" w:themeColor="text1"/>
           <w:sz w:val="20"/>
           <w:szCs w:val="20"/>
         </w:rPr>
@@ -2050,6 +2075,7 @@
         <w:rPr>
           <w:rFonts w:ascii="Arial" w:eastAsia="Arial" w:hAnsi="Arial" w:cs="Arial"/>
           <w:b/>
+          <w:color w:val="000000" w:themeColor="text1"/>
           <w:sz w:val="20"/>
           <w:szCs w:val="20"/>
         </w:rPr>
@@ -2089,15 +2115,15 @@
               <w:jc w:val="both"/>
               <w:rPr>
                 <w:rFonts w:ascii="Arial" w:eastAsia="Arial" w:hAnsi="Arial" w:cs="Arial"/>
-                <w:color w:val="0C3512" w:themeColor="accent3" w:themeShade="80"/>
-                <w:sz w:val="20"/>
-                <w:szCs w:val="20"/>
-              </w:rPr>
-            </w:pPr>
-            <w:r>
-              <w:rPr>
-                <w:rFonts w:ascii="Arial" w:eastAsia="Arial" w:hAnsi="Arial" w:cs="Arial"/>
-                <w:color w:val="0C3512" w:themeColor="accent3" w:themeShade="80"/>
+                <w:color w:val="000000" w:themeColor="text1"/>
+                <w:sz w:val="20"/>
+                <w:szCs w:val="20"/>
+              </w:rPr>
+            </w:pPr>
+            <w:r>
+              <w:rPr>
+                <w:rFonts w:ascii="Arial" w:eastAsia="Arial" w:hAnsi="Arial" w:cs="Arial"/>
+                <w:color w:val="000000" w:themeColor="text1"/>
                 <w:sz w:val="20"/>
                 <w:szCs w:val="20"/>
               </w:rPr>
@@ -2117,15 +2143,15 @@
               <w:jc w:val="both"/>
               <w:rPr>
                 <w:rFonts w:ascii="Arial" w:eastAsia="Arial" w:hAnsi="Arial" w:cs="Arial"/>
-                <w:color w:val="0C3512" w:themeColor="accent3" w:themeShade="80"/>
-                <w:sz w:val="20"/>
-                <w:szCs w:val="20"/>
-              </w:rPr>
-            </w:pPr>
-            <w:r>
-              <w:rPr>
-                <w:rFonts w:ascii="Arial" w:eastAsia="Arial" w:hAnsi="Arial" w:cs="Arial"/>
-                <w:color w:val="0C3512" w:themeColor="accent3" w:themeShade="80"/>
+                <w:color w:val="000000" w:themeColor="text1"/>
+                <w:sz w:val="20"/>
+                <w:szCs w:val="20"/>
+              </w:rPr>
+            </w:pPr>
+            <w:r>
+              <w:rPr>
+                <w:rFonts w:ascii="Arial" w:eastAsia="Arial" w:hAnsi="Arial" w:cs="Arial"/>
+                <w:color w:val="000000" w:themeColor="text1"/>
                 <w:sz w:val="20"/>
                 <w:szCs w:val="20"/>
               </w:rPr>
@@ -2145,15 +2171,15 @@
               <w:jc w:val="both"/>
               <w:rPr>
                 <w:rFonts w:ascii="Arial" w:eastAsia="Arial" w:hAnsi="Arial" w:cs="Arial"/>
-                <w:color w:val="0C3512" w:themeColor="accent3" w:themeShade="80"/>
-                <w:sz w:val="20"/>
-                <w:szCs w:val="20"/>
-              </w:rPr>
-            </w:pPr>
-            <w:r>
-              <w:rPr>
-                <w:rFonts w:ascii="Arial" w:eastAsia="Arial" w:hAnsi="Arial" w:cs="Arial"/>
-                <w:color w:val="0C3512" w:themeColor="accent3" w:themeShade="80"/>
+                <w:color w:val="000000" w:themeColor="text1"/>
+                <w:sz w:val="20"/>
+                <w:szCs w:val="20"/>
+              </w:rPr>
+            </w:pPr>
+            <w:r>
+              <w:rPr>
+                <w:rFonts w:ascii="Arial" w:eastAsia="Arial" w:hAnsi="Arial" w:cs="Arial"/>
+                <w:color w:val="000000" w:themeColor="text1"/>
                 <w:sz w:val="20"/>
                 <w:szCs w:val="20"/>
               </w:rPr>
@@ -2173,15 +2199,15 @@
               <w:jc w:val="both"/>
               <w:rPr>
                 <w:rFonts w:ascii="Arial" w:eastAsia="Arial" w:hAnsi="Arial" w:cs="Arial"/>
-                <w:color w:val="0C3512" w:themeColor="accent3" w:themeShade="80"/>
-                <w:sz w:val="20"/>
-                <w:szCs w:val="20"/>
-              </w:rPr>
-            </w:pPr>
-            <w:r>
-              <w:rPr>
-                <w:rFonts w:ascii="Arial" w:eastAsia="Arial" w:hAnsi="Arial" w:cs="Arial"/>
-                <w:color w:val="0C3512" w:themeColor="accent3" w:themeShade="80"/>
+                <w:color w:val="000000" w:themeColor="text1"/>
+                <w:sz w:val="20"/>
+                <w:szCs w:val="20"/>
+              </w:rPr>
+            </w:pPr>
+            <w:r>
+              <w:rPr>
+                <w:rFonts w:ascii="Arial" w:eastAsia="Arial" w:hAnsi="Arial" w:cs="Arial"/>
+                <w:color w:val="000000" w:themeColor="text1"/>
                 <w:sz w:val="20"/>
                 <w:szCs w:val="20"/>
               </w:rPr>
@@ -2201,15 +2227,15 @@
               <w:jc w:val="both"/>
               <w:rPr>
                 <w:rFonts w:ascii="Arial" w:eastAsia="Arial" w:hAnsi="Arial" w:cs="Arial"/>
-                <w:color w:val="FF3333"/>
-                <w:sz w:val="20"/>
-                <w:szCs w:val="20"/>
-              </w:rPr>
-            </w:pPr>
-            <w:r>
-              <w:rPr>
-                <w:rFonts w:ascii="Arial" w:eastAsia="Arial" w:hAnsi="Arial" w:cs="Arial"/>
-                <w:color w:val="0C3512" w:themeColor="accent3" w:themeShade="80"/>
+                <w:color w:val="000000" w:themeColor="text1"/>
+                <w:sz w:val="20"/>
+                <w:szCs w:val="20"/>
+              </w:rPr>
+            </w:pPr>
+            <w:r>
+              <w:rPr>
+                <w:rFonts w:ascii="Arial" w:eastAsia="Arial" w:hAnsi="Arial" w:cs="Arial"/>
+                <w:color w:val="000000" w:themeColor="text1"/>
                 <w:sz w:val="20"/>
                 <w:szCs w:val="20"/>
               </w:rPr>
@@ -2225,27 +2251,30 @@
         <w:rPr>
           <w:rFonts w:ascii="Arial" w:eastAsia="Arial" w:hAnsi="Arial" w:cs="Arial"/>
           <w:b/>
-          <w:sz w:val="20"/>
-          <w:szCs w:val="20"/>
-        </w:rPr>
-      </w:pPr>
-    </w:p>
-    <w:p>
-      <w:pPr>
-        <w:spacing w:after="0" w:line="240" w:lineRule="auto"/>
-        <w:rPr>
-          <w:rFonts w:ascii="Arial" w:eastAsia="Arial" w:hAnsi="Arial" w:cs="Arial"/>
-          <w:b/>
-          <w:sz w:val="20"/>
-          <w:szCs w:val="20"/>
-        </w:rPr>
-      </w:pPr>
-    </w:p>
-    <w:p>
-      <w:pPr>
-        <w:spacing w:after="0" w:line="240" w:lineRule="auto"/>
-        <w:rPr>
-          <w:rFonts w:ascii="Arial" w:eastAsia="Arial" w:hAnsi="Arial" w:cs="Arial"/>
+          <w:color w:val="000000" w:themeColor="text1"/>
+          <w:sz w:val="20"/>
+          <w:szCs w:val="20"/>
+        </w:rPr>
+      </w:pPr>
+    </w:p>
+    <w:p>
+      <w:pPr>
+        <w:spacing w:after="0" w:line="240" w:lineRule="auto"/>
+        <w:rPr>
+          <w:rFonts w:ascii="Arial" w:eastAsia="Arial" w:hAnsi="Arial" w:cs="Arial"/>
+          <w:b/>
+          <w:color w:val="000000" w:themeColor="text1"/>
+          <w:sz w:val="20"/>
+          <w:szCs w:val="20"/>
+        </w:rPr>
+      </w:pPr>
+    </w:p>
+    <w:p>
+      <w:pPr>
+        <w:spacing w:after="0" w:line="240" w:lineRule="auto"/>
+        <w:rPr>
+          <w:rFonts w:ascii="Arial" w:eastAsia="Arial" w:hAnsi="Arial" w:cs="Arial"/>
+          <w:color w:val="000000" w:themeColor="text1"/>
           <w:sz w:val="20"/>
           <w:szCs w:val="20"/>
         </w:rPr>
@@ -2254,6 +2283,7 @@
         <w:rPr>
           <w:rFonts w:ascii="Arial" w:eastAsia="Arial" w:hAnsi="Arial" w:cs="Arial"/>
           <w:b/>
+          <w:color w:val="000000" w:themeColor="text1"/>
           <w:sz w:val="20"/>
           <w:szCs w:val="20"/>
         </w:rPr>
@@ -2274,7 +2304,7 @@
         <w:rPr>
           <w:rFonts w:ascii="Arial" w:eastAsia="Arial" w:hAnsi="Arial" w:cs="Arial"/>
           <w:b/>
-          <w:color w:val="0C3512" w:themeColor="accent3" w:themeShade="80"/>
+          <w:color w:val="000000" w:themeColor="text1"/>
           <w:sz w:val="16"/>
           <w:szCs w:val="16"/>
         </w:rPr>
@@ -2283,7 +2313,7 @@
         <w:rPr>
           <w:rFonts w:ascii="Arial" w:eastAsia="Arial" w:hAnsi="Arial" w:cs="Arial"/>
           <w:b/>
-          <w:color w:val="0C3512" w:themeColor="accent3" w:themeShade="80"/>
+          <w:color w:val="000000" w:themeColor="text1"/>
           <w:sz w:val="16"/>
           <w:szCs w:val="16"/>
         </w:rPr>
@@ -2295,16 +2325,18 @@
         <w:spacing w:after="0" w:line="240" w:lineRule="auto"/>
         <w:rPr>
           <w:rFonts w:ascii="Arial" w:eastAsia="Arial" w:hAnsi="Arial" w:cs="Arial"/>
-          <w:sz w:val="20"/>
-          <w:szCs w:val="20"/>
-        </w:rPr>
-      </w:pPr>
-    </w:p>
-    <w:p>
-      <w:pPr>
-        <w:spacing w:after="0" w:line="240" w:lineRule="auto"/>
-        <w:rPr>
-          <w:rFonts w:ascii="Arial" w:eastAsia="Arial" w:hAnsi="Arial" w:cs="Arial"/>
+          <w:color w:val="000000" w:themeColor="text1"/>
+          <w:sz w:val="20"/>
+          <w:szCs w:val="20"/>
+        </w:rPr>
+      </w:pPr>
+    </w:p>
+    <w:p>
+      <w:pPr>
+        <w:spacing w:after="0" w:line="240" w:lineRule="auto"/>
+        <w:rPr>
+          <w:rFonts w:ascii="Arial" w:eastAsia="Arial" w:hAnsi="Arial" w:cs="Arial"/>
+          <w:color w:val="000000" w:themeColor="text1"/>
           <w:sz w:val="20"/>
           <w:szCs w:val="20"/>
         </w:rPr>
@@ -2313,6 +2345,7 @@
         <w:rPr>
           <w:rFonts w:ascii="Arial" w:eastAsia="Arial" w:hAnsi="Arial" w:cs="Arial"/>
           <w:b/>
+          <w:color w:val="000000" w:themeColor="text1"/>
           <w:sz w:val="20"/>
           <w:szCs w:val="20"/>
         </w:rPr>
@@ -2346,15 +2379,15 @@
               <w:jc w:val="both"/>
               <w:rPr>
                 <w:rFonts w:ascii="Arial" w:eastAsia="Arial" w:hAnsi="Arial" w:cs="Arial"/>
-                <w:color w:val="000000"/>
-                <w:sz w:val="20"/>
-                <w:szCs w:val="20"/>
-              </w:rPr>
-            </w:pPr>
-            <w:r>
-              <w:rPr>
-                <w:rFonts w:ascii="Arial" w:eastAsia="Arial" w:hAnsi="Arial" w:cs="Arial"/>
-                <w:color w:val="000000"/>
+                <w:color w:val="000000" w:themeColor="text1"/>
+                <w:sz w:val="20"/>
+                <w:szCs w:val="20"/>
+              </w:rPr>
+            </w:pPr>
+            <w:r>
+              <w:rPr>
+                <w:rFonts w:ascii="Arial" w:eastAsia="Arial" w:hAnsi="Arial" w:cs="Arial"/>
+                <w:color w:val="000000" w:themeColor="text1"/>
                 <w:sz w:val="20"/>
                 <w:szCs w:val="20"/>
               </w:rPr>
@@ -2371,6 +2404,7 @@
           <w:rFonts w:ascii="Arial" w:eastAsia="Arial" w:hAnsi="Arial" w:cs="Arial"/>
           <w:b/>
           <w:strike/>
+          <w:color w:val="000000" w:themeColor="text1"/>
           <w:sz w:val="20"/>
           <w:szCs w:val="20"/>
         </w:rPr>
@@ -2382,6 +2416,7 @@
         <w:jc w:val="both"/>
         <w:rPr>
           <w:rFonts w:ascii="Arial" w:eastAsia="Arial" w:hAnsi="Arial" w:cs="Arial"/>
+          <w:color w:val="000000" w:themeColor="text1"/>
           <w:sz w:val="20"/>
           <w:szCs w:val="20"/>
         </w:rPr>
@@ -2390,6 +2425,7 @@
         <w:rPr>
           <w:rFonts w:ascii="Arial" w:eastAsia="Arial" w:hAnsi="Arial" w:cs="Arial"/>
           <w:b/>
+          <w:color w:val="000000" w:themeColor="text1"/>
           <w:sz w:val="20"/>
           <w:szCs w:val="20"/>
         </w:rPr>
@@ -2422,15 +2458,15 @@
               <w:jc w:val="both"/>
               <w:rPr>
                 <w:rFonts w:ascii="Arial" w:eastAsia="Arial" w:hAnsi="Arial" w:cs="Arial"/>
-                <w:color w:val="0C3512" w:themeColor="accent3" w:themeShade="80"/>
-                <w:sz w:val="20"/>
-                <w:szCs w:val="20"/>
-              </w:rPr>
-            </w:pPr>
-            <w:r>
-              <w:rPr>
-                <w:rFonts w:ascii="Arial" w:eastAsia="Arial" w:hAnsi="Arial" w:cs="Arial"/>
-                <w:color w:val="0C3512" w:themeColor="accent3" w:themeShade="80"/>
+                <w:color w:val="000000" w:themeColor="text1"/>
+                <w:sz w:val="20"/>
+                <w:szCs w:val="20"/>
+              </w:rPr>
+            </w:pPr>
+            <w:r>
+              <w:rPr>
+                <w:rFonts w:ascii="Arial" w:eastAsia="Arial" w:hAnsi="Arial" w:cs="Arial"/>
+                <w:color w:val="000000" w:themeColor="text1"/>
                 <w:sz w:val="20"/>
                 <w:szCs w:val="20"/>
               </w:rPr>
@@ -2443,15 +2479,15 @@
               <w:jc w:val="both"/>
               <w:rPr>
                 <w:rFonts w:ascii="Arial" w:eastAsia="Arial" w:hAnsi="Arial" w:cs="Arial"/>
-                <w:color w:val="0C3512" w:themeColor="accent3" w:themeShade="80"/>
-                <w:sz w:val="20"/>
-                <w:szCs w:val="20"/>
-              </w:rPr>
-            </w:pPr>
-            <w:r>
-              <w:rPr>
-                <w:rFonts w:ascii="Arial" w:eastAsia="Arial" w:hAnsi="Arial" w:cs="Arial"/>
-                <w:color w:val="0C3512" w:themeColor="accent3" w:themeShade="80"/>
+                <w:color w:val="000000" w:themeColor="text1"/>
+                <w:sz w:val="20"/>
+                <w:szCs w:val="20"/>
+              </w:rPr>
+            </w:pPr>
+            <w:r>
+              <w:rPr>
+                <w:rFonts w:ascii="Arial" w:eastAsia="Arial" w:hAnsi="Arial" w:cs="Arial"/>
+                <w:color w:val="000000" w:themeColor="text1"/>
                 <w:sz w:val="20"/>
                 <w:szCs w:val="20"/>
               </w:rPr>
@@ -2464,14 +2500,15 @@
               <w:jc w:val="both"/>
               <w:rPr>
                 <w:rFonts w:ascii="Arial" w:eastAsia="Arial" w:hAnsi="Arial" w:cs="Arial"/>
-                <w:sz w:val="20"/>
-                <w:szCs w:val="20"/>
-              </w:rPr>
-            </w:pPr>
-            <w:r>
-              <w:rPr>
-                <w:rFonts w:ascii="Arial" w:eastAsia="Arial" w:hAnsi="Arial" w:cs="Arial"/>
-                <w:color w:val="0C3512" w:themeColor="accent3" w:themeShade="80"/>
+                <w:color w:val="000000" w:themeColor="text1"/>
+                <w:sz w:val="20"/>
+                <w:szCs w:val="20"/>
+              </w:rPr>
+            </w:pPr>
+            <w:r>
+              <w:rPr>
+                <w:rFonts w:ascii="Arial" w:eastAsia="Arial" w:hAnsi="Arial" w:cs="Arial"/>
+                <w:color w:val="000000" w:themeColor="text1"/>
                 <w:sz w:val="20"/>
                 <w:szCs w:val="20"/>
               </w:rPr>
@@ -2488,17 +2525,19 @@
         <w:rPr>
           <w:rFonts w:ascii="Arial" w:eastAsia="Arial" w:hAnsi="Arial" w:cs="Arial"/>
           <w:b/>
-          <w:sz w:val="20"/>
-          <w:szCs w:val="20"/>
-        </w:rPr>
-      </w:pPr>
-    </w:p>
-    <w:p>
-      <w:pPr>
-        <w:spacing w:after="0" w:line="240" w:lineRule="auto"/>
-        <w:rPr>
-          <w:rFonts w:ascii="Arial" w:eastAsia="Arial" w:hAnsi="Arial" w:cs="Arial"/>
-          <w:b/>
+          <w:color w:val="000000" w:themeColor="text1"/>
+          <w:sz w:val="20"/>
+          <w:szCs w:val="20"/>
+        </w:rPr>
+      </w:pPr>
+    </w:p>
+    <w:p>
+      <w:pPr>
+        <w:spacing w:after="0" w:line="240" w:lineRule="auto"/>
+        <w:rPr>
+          <w:rFonts w:ascii="Arial" w:eastAsia="Arial" w:hAnsi="Arial" w:cs="Arial"/>
+          <w:b/>
+          <w:color w:val="000000" w:themeColor="text1"/>
           <w:sz w:val="20"/>
           <w:szCs w:val="20"/>
         </w:rPr>
@@ -2507,6 +2546,7 @@
         <w:rPr>
           <w:rFonts w:ascii="Arial" w:eastAsia="Arial" w:hAnsi="Arial" w:cs="Arial"/>
           <w:b/>
+          <w:color w:val="000000" w:themeColor="text1"/>
           <w:sz w:val="20"/>
           <w:szCs w:val="20"/>
         </w:rPr>
@@ -2542,15 +2582,15 @@
               <w:jc w:val="both"/>
               <w:rPr>
                 <w:rFonts w:ascii="Arial" w:eastAsia="Arial" w:hAnsi="Arial" w:cs="Arial"/>
-                <w:color w:val="0C3512" w:themeColor="accent3" w:themeShade="80"/>
-                <w:sz w:val="20"/>
-                <w:szCs w:val="20"/>
-              </w:rPr>
-            </w:pPr>
-            <w:r>
-              <w:rPr>
-                <w:rFonts w:ascii="Arial" w:eastAsia="Arial" w:hAnsi="Arial" w:cs="Arial"/>
-                <w:color w:val="0C3512" w:themeColor="accent3" w:themeShade="80"/>
+                <w:color w:val="000000" w:themeColor="text1"/>
+                <w:sz w:val="20"/>
+                <w:szCs w:val="20"/>
+              </w:rPr>
+            </w:pPr>
+            <w:r>
+              <w:rPr>
+                <w:rFonts w:ascii="Arial" w:eastAsia="Arial" w:hAnsi="Arial" w:cs="Arial"/>
+                <w:color w:val="000000" w:themeColor="text1"/>
                 <w:sz w:val="20"/>
                 <w:szCs w:val="20"/>
               </w:rPr>
@@ -2570,15 +2610,15 @@
               <w:jc w:val="both"/>
               <w:rPr>
                 <w:rFonts w:ascii="Arial" w:eastAsia="Arial" w:hAnsi="Arial" w:cs="Arial"/>
-                <w:color w:val="0C3512" w:themeColor="accent3" w:themeShade="80"/>
-                <w:sz w:val="20"/>
-                <w:szCs w:val="20"/>
-              </w:rPr>
-            </w:pPr>
-            <w:r>
-              <w:rPr>
-                <w:rFonts w:ascii="Arial" w:eastAsia="Arial" w:hAnsi="Arial" w:cs="Arial"/>
-                <w:color w:val="0C3512" w:themeColor="accent3" w:themeShade="80"/>
+                <w:color w:val="000000" w:themeColor="text1"/>
+                <w:sz w:val="20"/>
+                <w:szCs w:val="20"/>
+              </w:rPr>
+            </w:pPr>
+            <w:r>
+              <w:rPr>
+                <w:rFonts w:ascii="Arial" w:eastAsia="Arial" w:hAnsi="Arial" w:cs="Arial"/>
+                <w:color w:val="000000" w:themeColor="text1"/>
                 <w:sz w:val="20"/>
                 <w:szCs w:val="20"/>
               </w:rPr>
@@ -2594,15 +2634,15 @@
               <w:jc w:val="both"/>
               <w:rPr>
                 <w:rFonts w:ascii="Arial" w:eastAsia="Arial" w:hAnsi="Arial" w:cs="Arial"/>
-                <w:color w:val="0C3512" w:themeColor="accent3" w:themeShade="80"/>
-                <w:sz w:val="20"/>
-                <w:szCs w:val="20"/>
-              </w:rPr>
-            </w:pPr>
-            <w:r>
-              <w:rPr>
-                <w:rFonts w:ascii="Arial" w:eastAsia="Arial" w:hAnsi="Arial" w:cs="Arial"/>
-                <w:color w:val="0C3512" w:themeColor="accent3" w:themeShade="80"/>
+                <w:color w:val="000000" w:themeColor="text1"/>
+                <w:sz w:val="20"/>
+                <w:szCs w:val="20"/>
+              </w:rPr>
+            </w:pPr>
+            <w:r>
+              <w:rPr>
+                <w:rFonts w:ascii="Arial" w:eastAsia="Arial" w:hAnsi="Arial" w:cs="Arial"/>
+                <w:color w:val="000000" w:themeColor="text1"/>
                 <w:sz w:val="20"/>
                 <w:szCs w:val="20"/>
               </w:rPr>
@@ -2622,15 +2662,15 @@
               <w:jc w:val="both"/>
               <w:rPr>
                 <w:rFonts w:ascii="Arial" w:eastAsia="Arial" w:hAnsi="Arial" w:cs="Arial"/>
-                <w:color w:val="0C3512" w:themeColor="accent3" w:themeShade="80"/>
-                <w:sz w:val="20"/>
-                <w:szCs w:val="20"/>
-              </w:rPr>
-            </w:pPr>
-            <w:r>
-              <w:rPr>
-                <w:rFonts w:ascii="Arial" w:eastAsia="Arial" w:hAnsi="Arial" w:cs="Arial"/>
-                <w:color w:val="0C3512" w:themeColor="accent3" w:themeShade="80"/>
+                <w:color w:val="000000" w:themeColor="text1"/>
+                <w:sz w:val="20"/>
+                <w:szCs w:val="20"/>
+              </w:rPr>
+            </w:pPr>
+            <w:r>
+              <w:rPr>
+                <w:rFonts w:ascii="Arial" w:eastAsia="Arial" w:hAnsi="Arial" w:cs="Arial"/>
+                <w:color w:val="000000" w:themeColor="text1"/>
                 <w:sz w:val="20"/>
                 <w:szCs w:val="20"/>
               </w:rPr>
@@ -2650,15 +2690,15 @@
               <w:jc w:val="both"/>
               <w:rPr>
                 <w:rFonts w:ascii="Arial" w:eastAsia="Arial" w:hAnsi="Arial" w:cs="Arial"/>
-                <w:color w:val="0C3512" w:themeColor="accent3" w:themeShade="80"/>
-                <w:sz w:val="20"/>
-                <w:szCs w:val="20"/>
-              </w:rPr>
-            </w:pPr>
-            <w:r>
-              <w:rPr>
-                <w:rFonts w:ascii="Arial" w:eastAsia="Arial" w:hAnsi="Arial" w:cs="Arial"/>
-                <w:color w:val="0C3512" w:themeColor="accent3" w:themeShade="80"/>
+                <w:color w:val="000000" w:themeColor="text1"/>
+                <w:sz w:val="20"/>
+                <w:szCs w:val="20"/>
+              </w:rPr>
+            </w:pPr>
+            <w:r>
+              <w:rPr>
+                <w:rFonts w:ascii="Arial" w:eastAsia="Arial" w:hAnsi="Arial" w:cs="Arial"/>
+                <w:color w:val="000000" w:themeColor="text1"/>
                 <w:sz w:val="20"/>
                 <w:szCs w:val="20"/>
               </w:rPr>
@@ -2678,15 +2718,15 @@
               <w:jc w:val="both"/>
               <w:rPr>
                 <w:rFonts w:ascii="Arial" w:eastAsia="Arial" w:hAnsi="Arial" w:cs="Arial"/>
-                <w:color w:val="0C3512" w:themeColor="accent3" w:themeShade="80"/>
-                <w:sz w:val="20"/>
-                <w:szCs w:val="20"/>
-              </w:rPr>
-            </w:pPr>
-            <w:r>
-              <w:rPr>
-                <w:rFonts w:ascii="Arial" w:eastAsia="Arial" w:hAnsi="Arial" w:cs="Arial"/>
-                <w:color w:val="0C3512" w:themeColor="accent3" w:themeShade="80"/>
+                <w:color w:val="000000" w:themeColor="text1"/>
+                <w:sz w:val="20"/>
+                <w:szCs w:val="20"/>
+              </w:rPr>
+            </w:pPr>
+            <w:r>
+              <w:rPr>
+                <w:rFonts w:ascii="Arial" w:eastAsia="Arial" w:hAnsi="Arial" w:cs="Arial"/>
+                <w:color w:val="000000" w:themeColor="text1"/>
                 <w:sz w:val="20"/>
                 <w:szCs w:val="20"/>
               </w:rPr>
@@ -2706,15 +2746,15 @@
               <w:jc w:val="both"/>
               <w:rPr>
                 <w:rFonts w:ascii="Arial" w:eastAsia="Arial" w:hAnsi="Arial" w:cs="Arial"/>
-                <w:color w:val="0C3512" w:themeColor="accent3" w:themeShade="80"/>
-                <w:sz w:val="20"/>
-                <w:szCs w:val="20"/>
-              </w:rPr>
-            </w:pPr>
-            <w:r>
-              <w:rPr>
-                <w:rFonts w:ascii="Arial" w:eastAsia="Arial" w:hAnsi="Arial" w:cs="Arial"/>
-                <w:color w:val="0C3512" w:themeColor="accent3" w:themeShade="80"/>
+                <w:color w:val="000000" w:themeColor="text1"/>
+                <w:sz w:val="20"/>
+                <w:szCs w:val="20"/>
+              </w:rPr>
+            </w:pPr>
+            <w:r>
+              <w:rPr>
+                <w:rFonts w:ascii="Arial" w:eastAsia="Arial" w:hAnsi="Arial" w:cs="Arial"/>
+                <w:color w:val="000000" w:themeColor="text1"/>
                 <w:sz w:val="20"/>
                 <w:szCs w:val="20"/>
               </w:rPr>
@@ -2734,15 +2774,15 @@
               <w:jc w:val="both"/>
               <w:rPr>
                 <w:rFonts w:ascii="Arial" w:eastAsia="Arial" w:hAnsi="Arial" w:cs="Arial"/>
-                <w:color w:val="0C3512" w:themeColor="accent3" w:themeShade="80"/>
-                <w:sz w:val="20"/>
-                <w:szCs w:val="20"/>
-              </w:rPr>
-            </w:pPr>
-            <w:r>
-              <w:rPr>
-                <w:rFonts w:ascii="Arial" w:eastAsia="Arial" w:hAnsi="Arial" w:cs="Arial"/>
-                <w:color w:val="0C3512" w:themeColor="accent3" w:themeShade="80"/>
+                <w:color w:val="000000" w:themeColor="text1"/>
+                <w:sz w:val="20"/>
+                <w:szCs w:val="20"/>
+              </w:rPr>
+            </w:pPr>
+            <w:r>
+              <w:rPr>
+                <w:rFonts w:ascii="Arial" w:eastAsia="Arial" w:hAnsi="Arial" w:cs="Arial"/>
+                <w:color w:val="000000" w:themeColor="text1"/>
                 <w:sz w:val="20"/>
                 <w:szCs w:val="20"/>
               </w:rPr>
@@ -2758,15 +2798,15 @@
               <w:jc w:val="both"/>
               <w:rPr>
                 <w:rFonts w:ascii="Arial" w:eastAsia="Arial" w:hAnsi="Arial" w:cs="Arial"/>
-                <w:color w:val="FF3333"/>
-                <w:sz w:val="20"/>
-                <w:szCs w:val="20"/>
-              </w:rPr>
-            </w:pPr>
-            <w:r>
-              <w:rPr>
-                <w:rFonts w:ascii="Arial" w:eastAsia="Arial" w:hAnsi="Arial" w:cs="Arial"/>
-                <w:color w:val="0C3512" w:themeColor="accent3" w:themeShade="80"/>
+                <w:color w:val="000000" w:themeColor="text1"/>
+                <w:sz w:val="20"/>
+                <w:szCs w:val="20"/>
+              </w:rPr>
+            </w:pPr>
+            <w:r>
+              <w:rPr>
+                <w:rFonts w:ascii="Arial" w:eastAsia="Arial" w:hAnsi="Arial" w:cs="Arial"/>
+                <w:color w:val="000000" w:themeColor="text1"/>
                 <w:sz w:val="20"/>
                 <w:szCs w:val="20"/>
               </w:rPr>
@@ -2781,16 +2821,18 @@
         <w:spacing w:after="0" w:line="240" w:lineRule="auto"/>
         <w:rPr>
           <w:rFonts w:ascii="Arial" w:eastAsia="Arial" w:hAnsi="Arial" w:cs="Arial"/>
-          <w:sz w:val="20"/>
-          <w:szCs w:val="20"/>
-        </w:rPr>
-      </w:pPr>
-    </w:p>
-    <w:p>
-      <w:pPr>
-        <w:spacing w:after="0" w:line="240" w:lineRule="auto"/>
-        <w:rPr>
-          <w:rFonts w:ascii="Arial" w:eastAsia="Arial" w:hAnsi="Arial" w:cs="Arial"/>
+          <w:color w:val="000000" w:themeColor="text1"/>
+          <w:sz w:val="20"/>
+          <w:szCs w:val="20"/>
+        </w:rPr>
+      </w:pPr>
+    </w:p>
+    <w:p>
+      <w:pPr>
+        <w:spacing w:after="0" w:line="240" w:lineRule="auto"/>
+        <w:rPr>
+          <w:rFonts w:ascii="Arial" w:eastAsia="Arial" w:hAnsi="Arial" w:cs="Arial"/>
+          <w:color w:val="000000" w:themeColor="text1"/>
           <w:sz w:val="20"/>
           <w:szCs w:val="20"/>
         </w:rPr>
@@ -2799,6 +2841,7 @@
         <w:rPr>
           <w:rFonts w:ascii="Arial" w:eastAsia="Arial" w:hAnsi="Arial" w:cs="Arial"/>
           <w:b/>
+          <w:color w:val="000000" w:themeColor="text1"/>
           <w:sz w:val="20"/>
           <w:szCs w:val="20"/>
         </w:rPr>
@@ -2831,15 +2874,15 @@
               <w:jc w:val="both"/>
               <w:rPr>
                 <w:rFonts w:ascii="Arial" w:eastAsia="Arial" w:hAnsi="Arial" w:cs="Arial"/>
-                <w:color w:val="0C3512" w:themeColor="accent3" w:themeShade="80"/>
-                <w:sz w:val="20"/>
-                <w:szCs w:val="20"/>
-              </w:rPr>
-            </w:pPr>
-            <w:r>
-              <w:rPr>
-                <w:rFonts w:ascii="Arial" w:eastAsia="Arial" w:hAnsi="Arial" w:cs="Arial"/>
-                <w:color w:val="0C3512" w:themeColor="accent3" w:themeShade="80"/>
+                <w:color w:val="000000" w:themeColor="text1"/>
+                <w:sz w:val="20"/>
+                <w:szCs w:val="20"/>
+              </w:rPr>
+            </w:pPr>
+            <w:r>
+              <w:rPr>
+                <w:rFonts w:ascii="Arial" w:eastAsia="Arial" w:hAnsi="Arial" w:cs="Arial"/>
+                <w:color w:val="000000" w:themeColor="text1"/>
                 <w:sz w:val="20"/>
                 <w:szCs w:val="20"/>
               </w:rPr>
@@ -2852,15 +2895,15 @@
               <w:jc w:val="both"/>
               <w:rPr>
                 <w:rFonts w:ascii="Arial" w:eastAsia="Arial" w:hAnsi="Arial" w:cs="Arial"/>
-                <w:color w:val="0C3512" w:themeColor="accent3" w:themeShade="80"/>
-                <w:sz w:val="20"/>
-                <w:szCs w:val="20"/>
-              </w:rPr>
-            </w:pPr>
-            <w:r>
-              <w:rPr>
-                <w:rFonts w:ascii="Arial" w:eastAsia="Arial" w:hAnsi="Arial" w:cs="Arial"/>
-                <w:color w:val="0C3512" w:themeColor="accent3" w:themeShade="80"/>
+                <w:color w:val="000000" w:themeColor="text1"/>
+                <w:sz w:val="20"/>
+                <w:szCs w:val="20"/>
+              </w:rPr>
+            </w:pPr>
+            <w:r>
+              <w:rPr>
+                <w:rFonts w:ascii="Arial" w:eastAsia="Arial" w:hAnsi="Arial" w:cs="Arial"/>
+                <w:color w:val="000000" w:themeColor="text1"/>
                 <w:sz w:val="20"/>
                 <w:szCs w:val="20"/>
               </w:rPr>
@@ -2873,15 +2916,15 @@
               <w:jc w:val="both"/>
               <w:rPr>
                 <w:rFonts w:ascii="Arial" w:eastAsia="Arial" w:hAnsi="Arial" w:cs="Arial"/>
-                <w:color w:val="0C3512" w:themeColor="accent3" w:themeShade="80"/>
-                <w:sz w:val="20"/>
-                <w:szCs w:val="20"/>
-              </w:rPr>
-            </w:pPr>
-            <w:r>
-              <w:rPr>
-                <w:rFonts w:ascii="Arial" w:eastAsia="Arial" w:hAnsi="Arial" w:cs="Arial"/>
-                <w:color w:val="0C3512" w:themeColor="accent3" w:themeShade="80"/>
+                <w:color w:val="000000" w:themeColor="text1"/>
+                <w:sz w:val="20"/>
+                <w:szCs w:val="20"/>
+              </w:rPr>
+            </w:pPr>
+            <w:r>
+              <w:rPr>
+                <w:rFonts w:ascii="Arial" w:eastAsia="Arial" w:hAnsi="Arial" w:cs="Arial"/>
+                <w:color w:val="000000" w:themeColor="text1"/>
                 <w:sz w:val="20"/>
                 <w:szCs w:val="20"/>
               </w:rPr>
@@ -2896,16 +2939,18 @@
         <w:spacing w:after="0" w:line="240" w:lineRule="auto"/>
         <w:rPr>
           <w:rFonts w:ascii="Arial" w:eastAsia="Arial" w:hAnsi="Arial" w:cs="Arial"/>
-          <w:sz w:val="20"/>
-          <w:szCs w:val="20"/>
-        </w:rPr>
-      </w:pPr>
-    </w:p>
-    <w:p>
-      <w:pPr>
-        <w:spacing w:after="0" w:line="240" w:lineRule="auto"/>
-        <w:rPr>
-          <w:rFonts w:ascii="Arial" w:eastAsia="Arial" w:hAnsi="Arial" w:cs="Arial"/>
+          <w:color w:val="000000" w:themeColor="text1"/>
+          <w:sz w:val="20"/>
+          <w:szCs w:val="20"/>
+        </w:rPr>
+      </w:pPr>
+    </w:p>
+    <w:p>
+      <w:pPr>
+        <w:spacing w:after="0" w:line="240" w:lineRule="auto"/>
+        <w:rPr>
+          <w:rFonts w:ascii="Arial" w:eastAsia="Arial" w:hAnsi="Arial" w:cs="Arial"/>
+          <w:color w:val="000000" w:themeColor="text1"/>
           <w:sz w:val="20"/>
           <w:szCs w:val="20"/>
         </w:rPr>
@@ -2914,6 +2959,7 @@
         <w:rPr>
           <w:rFonts w:ascii="Arial" w:eastAsia="Arial" w:hAnsi="Arial" w:cs="Arial"/>
           <w:b/>
+          <w:color w:val="000000" w:themeColor="text1"/>
           <w:sz w:val="20"/>
           <w:szCs w:val="20"/>
         </w:rPr>
@@ -2947,15 +2993,15 @@
               <w:jc w:val="both"/>
               <w:rPr>
                 <w:rFonts w:ascii="Arial" w:eastAsia="Arial" w:hAnsi="Arial" w:cs="Arial"/>
-                <w:color w:val="0C3512" w:themeColor="accent3" w:themeShade="80"/>
-                <w:sz w:val="20"/>
-                <w:szCs w:val="20"/>
-              </w:rPr>
-            </w:pPr>
-            <w:r>
-              <w:rPr>
-                <w:rFonts w:ascii="Arial" w:eastAsia="Arial" w:hAnsi="Arial" w:cs="Arial"/>
-                <w:color w:val="0C3512" w:themeColor="accent3" w:themeShade="80"/>
+                <w:color w:val="000000" w:themeColor="text1"/>
+                <w:sz w:val="20"/>
+                <w:szCs w:val="20"/>
+              </w:rPr>
+            </w:pPr>
+            <w:r>
+              <w:rPr>
+                <w:rFonts w:ascii="Arial" w:eastAsia="Arial" w:hAnsi="Arial" w:cs="Arial"/>
+                <w:color w:val="000000" w:themeColor="text1"/>
                 <w:sz w:val="20"/>
                 <w:szCs w:val="20"/>
               </w:rPr>
@@ -2968,14 +3014,15 @@
               <w:jc w:val="both"/>
               <w:rPr>
                 <w:rFonts w:ascii="Arial" w:eastAsia="Arial" w:hAnsi="Arial" w:cs="Arial"/>
-                <w:sz w:val="20"/>
-                <w:szCs w:val="20"/>
-              </w:rPr>
-            </w:pPr>
-            <w:r>
-              <w:rPr>
-                <w:rFonts w:ascii="Arial" w:eastAsia="Arial" w:hAnsi="Arial" w:cs="Arial"/>
-                <w:color w:val="0C3512" w:themeColor="accent3" w:themeShade="80"/>
+                <w:color w:val="000000" w:themeColor="text1"/>
+                <w:sz w:val="20"/>
+                <w:szCs w:val="20"/>
+              </w:rPr>
+            </w:pPr>
+            <w:r>
+              <w:rPr>
+                <w:rFonts w:ascii="Arial" w:eastAsia="Arial" w:hAnsi="Arial" w:cs="Arial"/>
+                <w:color w:val="000000" w:themeColor="text1"/>
                 <w:sz w:val="20"/>
                 <w:szCs w:val="20"/>
               </w:rPr>
@@ -2991,16 +3038,18 @@
         <w:rPr>
           <w:rFonts w:ascii="Arial" w:eastAsia="Arial" w:hAnsi="Arial" w:cs="Arial"/>
           <w:b/>
-          <w:sz w:val="20"/>
-          <w:szCs w:val="20"/>
-        </w:rPr>
-      </w:pPr>
-    </w:p>
-    <w:p>
-      <w:pPr>
-        <w:spacing w:after="0" w:line="240" w:lineRule="auto"/>
-        <w:rPr>
-          <w:rFonts w:ascii="Arial" w:eastAsia="Arial" w:hAnsi="Arial" w:cs="Arial"/>
+          <w:color w:val="000000" w:themeColor="text1"/>
+          <w:sz w:val="20"/>
+          <w:szCs w:val="20"/>
+        </w:rPr>
+      </w:pPr>
+    </w:p>
+    <w:p>
+      <w:pPr>
+        <w:spacing w:after="0" w:line="240" w:lineRule="auto"/>
+        <w:rPr>
+          <w:rFonts w:ascii="Arial" w:eastAsia="Arial" w:hAnsi="Arial" w:cs="Arial"/>
+          <w:color w:val="000000" w:themeColor="text1"/>
           <w:sz w:val="20"/>
           <w:szCs w:val="20"/>
         </w:rPr>
@@ -3009,6 +3058,7 @@
         <w:rPr>
           <w:rFonts w:ascii="Arial" w:eastAsia="Arial" w:hAnsi="Arial" w:cs="Arial"/>
           <w:b/>
+          <w:color w:val="000000" w:themeColor="text1"/>
           <w:sz w:val="20"/>
           <w:szCs w:val="20"/>
         </w:rPr>
@@ -3041,15 +3091,15 @@
               <w:jc w:val="both"/>
               <w:rPr>
                 <w:rFonts w:ascii="Arial" w:eastAsia="Arial" w:hAnsi="Arial" w:cs="Arial"/>
-                <w:color w:val="0C3512" w:themeColor="accent3" w:themeShade="80"/>
-                <w:sz w:val="20"/>
-                <w:szCs w:val="20"/>
-              </w:rPr>
-            </w:pPr>
-            <w:r>
-              <w:rPr>
-                <w:rFonts w:ascii="Arial" w:eastAsia="Arial" w:hAnsi="Arial" w:cs="Arial"/>
-                <w:color w:val="0C3512" w:themeColor="accent3" w:themeShade="80"/>
+                <w:color w:val="000000" w:themeColor="text1"/>
+                <w:sz w:val="20"/>
+                <w:szCs w:val="20"/>
+              </w:rPr>
+            </w:pPr>
+            <w:r>
+              <w:rPr>
+                <w:rFonts w:ascii="Arial" w:eastAsia="Arial" w:hAnsi="Arial" w:cs="Arial"/>
+                <w:color w:val="000000" w:themeColor="text1"/>
                 <w:sz w:val="20"/>
                 <w:szCs w:val="20"/>
               </w:rPr>
@@ -3062,15 +3112,15 @@
               <w:jc w:val="both"/>
               <w:rPr>
                 <w:rFonts w:ascii="Arial" w:eastAsia="Arial" w:hAnsi="Arial" w:cs="Arial"/>
-                <w:color w:val="FF3333"/>
-                <w:sz w:val="20"/>
-                <w:szCs w:val="20"/>
-              </w:rPr>
-            </w:pPr>
-            <w:r>
-              <w:rPr>
-                <w:rFonts w:ascii="Arial" w:eastAsia="Arial" w:hAnsi="Arial" w:cs="Arial"/>
-                <w:color w:val="0C3512" w:themeColor="accent3" w:themeShade="80"/>
+                <w:color w:val="000000" w:themeColor="text1"/>
+                <w:sz w:val="20"/>
+                <w:szCs w:val="20"/>
+              </w:rPr>
+            </w:pPr>
+            <w:r>
+              <w:rPr>
+                <w:rFonts w:ascii="Arial" w:eastAsia="Arial" w:hAnsi="Arial" w:cs="Arial"/>
+                <w:color w:val="000000" w:themeColor="text1"/>
                 <w:sz w:val="20"/>
                 <w:szCs w:val="20"/>
               </w:rPr>
@@ -3085,6 +3135,7 @@
         <w:spacing w:after="0" w:line="240" w:lineRule="auto"/>
         <w:rPr>
           <w:rFonts w:ascii="Arial" w:eastAsia="Arial" w:hAnsi="Arial" w:cs="Arial"/>
+          <w:color w:val="000000" w:themeColor="text1"/>
           <w:sz w:val="20"/>
           <w:szCs w:val="20"/>
         </w:rPr>
@@ -3143,7 +3194,7 @@
             <w:r>
               <w:rPr>
                 <w:rFonts w:ascii="Arial" w:eastAsia="Arial" w:hAnsi="Arial" w:cs="Arial"/>
-                <w:color w:val="0C3512" w:themeColor="accent3" w:themeShade="80"/>
+                <w:color w:val="000000" w:themeColor="text1"/>
                 <w:sz w:val="20"/>
                 <w:szCs w:val="20"/>
               </w:rPr>
@@ -3153,7 +3204,7 @@
             <w:r>
               <w:rPr>
                 <w:rFonts w:ascii="Arial" w:eastAsia="Arial" w:hAnsi="Arial" w:cs="Arial"/>
-                <w:color w:val="0C3512" w:themeColor="accent3" w:themeShade="80"/>
+                <w:color w:val="000000" w:themeColor="text1"/>
                 <w:sz w:val="20"/>
                 <w:szCs w:val="20"/>
               </w:rPr>
@@ -3163,7 +3214,7 @@
             <w:r>
               <w:rPr>
                 <w:rFonts w:ascii="Arial" w:eastAsia="Arial" w:hAnsi="Arial" w:cs="Arial"/>
-                <w:color w:val="0C3512" w:themeColor="accent3" w:themeShade="80"/>
+                <w:color w:val="000000" w:themeColor="text1"/>
                 <w:sz w:val="20"/>
                 <w:szCs w:val="20"/>
               </w:rPr>
@@ -3206,7 +3257,7 @@
             <w:r>
               <w:rPr>
                 <w:rFonts w:ascii="Arial" w:eastAsia="Arial" w:hAnsi="Arial" w:cs="Arial"/>
-                <w:color w:val="0C3512" w:themeColor="accent3" w:themeShade="80"/>
+                <w:color w:val="000000" w:themeColor="text1"/>
                 <w:sz w:val="20"/>
                 <w:szCs w:val="20"/>
               </w:rPr>
@@ -3242,7 +3293,7 @@
             <w:r>
               <w:rPr>
                 <w:rFonts w:ascii="Arial" w:eastAsia="Arial" w:hAnsi="Arial" w:cs="Arial"/>
-                <w:color w:val="0C3512" w:themeColor="accent3" w:themeShade="80"/>
+                <w:color w:val="000000" w:themeColor="text1"/>
                 <w:sz w:val="20"/>
                 <w:szCs w:val="20"/>
               </w:rPr>
@@ -3404,7 +3455,7 @@
               <w:jc w:val="both"/>
               <w:rPr>
                 <w:rFonts w:ascii="Arial" w:eastAsia="Arial" w:hAnsi="Arial" w:cs="Arial"/>
-                <w:color w:val="0C3512" w:themeColor="accent3" w:themeShade="80"/>
+                <w:color w:val="000000" w:themeColor="text1"/>
                 <w:sz w:val="20"/>
                 <w:szCs w:val="20"/>
                 <w:highlight w:val="white"/>
@@ -3413,7 +3464,7 @@
             <w:r>
               <w:rPr>
                 <w:rFonts w:ascii="Arial" w:eastAsia="Arial" w:hAnsi="Arial" w:cs="Arial"/>
-                <w:color w:val="0C3512" w:themeColor="accent3" w:themeShade="80"/>
+                <w:color w:val="000000" w:themeColor="text1"/>
                 <w:sz w:val="20"/>
                 <w:szCs w:val="20"/>
                 <w:highlight w:val="white"/>
@@ -3424,7 +3475,7 @@
             <w:r>
               <w:rPr>
                 <w:rFonts w:ascii="Arial" w:eastAsia="Arial" w:hAnsi="Arial" w:cs="Arial"/>
-                <w:color w:val="0C3512" w:themeColor="accent3" w:themeShade="80"/>
+                <w:color w:val="000000" w:themeColor="text1"/>
                 <w:sz w:val="20"/>
                 <w:szCs w:val="20"/>
                 <w:highlight w:val="white"/>
@@ -3435,7 +3486,7 @@
             <w:r>
               <w:rPr>
                 <w:rFonts w:ascii="Arial" w:eastAsia="Arial" w:hAnsi="Arial" w:cs="Arial"/>
-                <w:color w:val="0C3512" w:themeColor="accent3" w:themeShade="80"/>
+                <w:color w:val="000000" w:themeColor="text1"/>
                 <w:sz w:val="20"/>
                 <w:szCs w:val="20"/>
                 <w:highlight w:val="white"/>
@@ -3968,7 +4019,7 @@
 </file>
 
 <file path=word/endnotes.xml><?xml version="1.0" encoding="utf-8"?>
-<w:endnotes xmlns:wpc="http://schemas.microsoft.com/office/word/2010/wordprocessingCanvas" xmlns:cx="http://schemas.microsoft.com/office/drawing/2014/chartex" xmlns:cx1="http://schemas.microsoft.com/office/drawing/2015/9/8/chartex" xmlns:cx2="http://schemas.microsoft.com/office/drawing/2015/10/21/chartex" xmlns:cx3="http://schemas.microsoft.com/office/drawing/2016/5/9/chartex" xmlns:cx4="http://schemas.microsoft.com/office/drawing/2016/5/10/chartex" xmlns:cx5="http://schemas.microsoft.com/office/drawing/2016/5/11/chartex" xmlns:cx6="http://schemas.microsoft.com/office/drawing/2016/5/12/chartex" xmlns:cx7="http://schemas.microsoft.com/office/drawing/2016/5/13/chartex" xmlns:cx8="http://schemas.microsoft.com/office/drawing/2016/5/14/chartex" xmlns:mc="http://schemas.openxmlformats.org/markup-compatibility/2006" xmlns:aink="http://schemas.microsoft.com/office/drawing/2016/ink" xmlns:am3d="http://schemas.microsoft.com/office/drawing/2017/model3d" xmlns:o="urn:schemas-microsoft-com:office:office" xmlns:oel="http://schemas.microsoft.com/office/2019/extlst" xmlns:r="http://schemas.openxmlformats.org/officeDocument/2006/relationships" xmlns:m="http://schemas.openxmlformats.org/officeDocument/2006/math" xmlns:v="urn:schemas-microsoft-com:vml" xmlns:wp14="http://schemas.microsoft.com/office/word/2010/wordprocessingDrawing" xmlns:wp="http://schemas.openxmlformats.org/drawingml/2006/wordprocessingDrawing" xmlns:w10="urn:schemas-microsoft-com:office:word" xmlns:w="http://schemas.openxmlformats.org/wordprocessingml/2006/main" xmlns:w14="http://schemas.microsoft.com/office/word/2010/wordml" xmlns:w15="http://schemas.microsoft.com/office/word/2012/wordml" xmlns:w16cex="http://schemas.microsoft.com/office/word/2018/wordml/cex" xmlns:w16cid="http://schemas.microsoft.com/office/word/2016/wordml/cid" xmlns:w16="http://schemas.microsoft.com/office/word/2018/wordml" xmlns:w16du="http://schemas.microsoft.com/office/word/2023/wordml/word16du" xmlns:w16sdtdh="http://schemas.microsoft.com/office/word/2020/wordml/sdtdatahash" xmlns:w16sdtfl="http://schemas.microsoft.com/office/word/2024/wordml/sdtformatlock" xmlns:w16se="http://schemas.microsoft.com/office/word/2015/wordml/symex" xmlns:wpg="http://schemas.microsoft.com/office/word/2010/wordprocessingGroup" xmlns:wpi="http://schemas.microsoft.com/office/word/2010/wordprocessingInk" xmlns:wne="http://schemas.microsoft.com/office/word/2006/wordml" xmlns:wps="http://schemas.microsoft.com/office/word/2010/wordprocessingShape" mc:Ignorable="w14 w15 w16se w16cid w16 w16cex w16sdtdh w16sdtfl w16du wp14">
+<w:endnotes xmlns:wpc="http://schemas.microsoft.com/office/word/2010/wordprocessingCanvas" xmlns:cx="http://schemas.microsoft.com/office/drawing/2014/chartex" xmlns:cx1="http://schemas.microsoft.com/office/drawing/2015/9/8/chartex" xmlns:cx2="http://schemas.microsoft.com/office/drawing/2015/10/21/chartex" xmlns:cx3="http://schemas.microsoft.com/office/drawing/2016/5/9/chartex" xmlns:cx4="http://schemas.microsoft.com/office/drawing/2016/5/10/chartex" xmlns:cx5="http://schemas.microsoft.com/office/drawing/2016/5/11/chartex" xmlns:cx6="http://schemas.microsoft.com/office/drawing/2016/5/12/chartex" xmlns:cx7="http://schemas.microsoft.com/office/drawing/2016/5/13/chartex" xmlns:cx8="http://schemas.microsoft.com/office/drawing/2016/5/14/chartex" xmlns:mc="http://schemas.openxmlformats.org/markup-compatibility/2006" xmlns:aink="http://schemas.microsoft.com/office/drawing/2016/ink" xmlns:am3d="http://schemas.microsoft.com/office/drawing/2017/model3d" xmlns:o="urn:schemas-microsoft-com:office:office" xmlns:oel="http://schemas.microsoft.com/office/2019/extlst" xmlns:r="http://schemas.openxmlformats.org/officeDocument/2006/relationships" xmlns:m="http://schemas.openxmlformats.org/officeDocument/2006/math" xmlns:v="urn:schemas-microsoft-com:vml" xmlns:wp14="http://schemas.microsoft.com/office/word/2010/wordprocessingDrawing" xmlns:wp="http://schemas.openxmlformats.org/drawingml/2006/wordprocessingDrawing" xmlns:w10="urn:schemas-microsoft-com:office:word" xmlns:w="http://schemas.openxmlformats.org/wordprocessingml/2006/main" xmlns:w14="http://schemas.microsoft.com/office/word/2010/wordml" xmlns:w15="http://schemas.microsoft.com/office/word/2012/wordml" xmlns:w16cex="http://schemas.microsoft.com/office/word/2018/wordml/cex" xmlns:w16cid="http://schemas.microsoft.com/office/word/2016/wordml/cid" xmlns:w16="http://schemas.microsoft.com/office/word/2018/wordml" xmlns:w16sdtdh="http://schemas.microsoft.com/office/word/2020/wordml/sdtdatahash" xmlns:w16se="http://schemas.microsoft.com/office/word/2015/wordml/symex" xmlns:wpg="http://schemas.microsoft.com/office/word/2010/wordprocessingGroup" xmlns:wpi="http://schemas.microsoft.com/office/word/2010/wordprocessingInk" xmlns:wne="http://schemas.microsoft.com/office/word/2006/wordml" xmlns:wps="http://schemas.microsoft.com/office/word/2010/wordprocessingShape" mc:Ignorable="w14 w15 w16se w16cid w16 w16cex w16sdtdh wp14">
   <w:endnote w:type="separator" w:id="-1">
     <w:p>
       <w:pPr>
@@ -3993,7 +4044,7 @@
 </file>
 
 <file path=word/footer1.xml><?xml version="1.0" encoding="utf-8"?>
-<w:ftr xmlns:wpc="http://schemas.microsoft.com/office/word/2010/wordprocessingCanvas" xmlns:cx="http://schemas.microsoft.com/office/drawing/2014/chartex" xmlns:cx1="http://schemas.microsoft.com/office/drawing/2015/9/8/chartex" xmlns:cx2="http://schemas.microsoft.com/office/drawing/2015/10/21/chartex" xmlns:cx3="http://schemas.microsoft.com/office/drawing/2016/5/9/chartex" xmlns:cx4="http://schemas.microsoft.com/office/drawing/2016/5/10/chartex" xmlns:cx5="http://schemas.microsoft.com/office/drawing/2016/5/11/chartex" xmlns:cx6="http://schemas.microsoft.com/office/drawing/2016/5/12/chartex" xmlns:cx7="http://schemas.microsoft.com/office/drawing/2016/5/13/chartex" xmlns:cx8="http://schemas.microsoft.com/office/drawing/2016/5/14/chartex" xmlns:mc="http://schemas.openxmlformats.org/markup-compatibility/2006" xmlns:aink="http://schemas.microsoft.com/office/drawing/2016/ink" xmlns:am3d="http://schemas.microsoft.com/office/drawing/2017/model3d" xmlns:o="urn:schemas-microsoft-com:office:office" xmlns:oel="http://schemas.microsoft.com/office/2019/extlst" xmlns:r="http://schemas.openxmlformats.org/officeDocument/2006/relationships" xmlns:m="http://schemas.openxmlformats.org/officeDocument/2006/math" xmlns:v="urn:schemas-microsoft-com:vml" xmlns:wp14="http://schemas.microsoft.com/office/word/2010/wordprocessingDrawing" xmlns:wp="http://schemas.openxmlformats.org/drawingml/2006/wordprocessingDrawing" xmlns:w10="urn:schemas-microsoft-com:office:word" xmlns:w="http://schemas.openxmlformats.org/wordprocessingml/2006/main" xmlns:w14="http://schemas.microsoft.com/office/word/2010/wordml" xmlns:w15="http://schemas.microsoft.com/office/word/2012/wordml" xmlns:w16cex="http://schemas.microsoft.com/office/word/2018/wordml/cex" xmlns:w16cid="http://schemas.microsoft.com/office/word/2016/wordml/cid" xmlns:w16="http://schemas.microsoft.com/office/word/2018/wordml" xmlns:w16du="http://schemas.microsoft.com/office/word/2023/wordml/word16du" xmlns:w16sdtdh="http://schemas.microsoft.com/office/word/2020/wordml/sdtdatahash" xmlns:w16sdtfl="http://schemas.microsoft.com/office/word/2024/wordml/sdtformatlock" xmlns:w16se="http://schemas.microsoft.com/office/word/2015/wordml/symex" xmlns:wpg="http://schemas.microsoft.com/office/word/2010/wordprocessingGroup" xmlns:wpi="http://schemas.microsoft.com/office/word/2010/wordprocessingInk" xmlns:wne="http://schemas.microsoft.com/office/word/2006/wordml" xmlns:wps="http://schemas.microsoft.com/office/word/2010/wordprocessingShape" mc:Ignorable="w14 w15 w16se w16cid w16 w16cex w16sdtdh w16sdtfl w16du wp14">
+<w:ftr xmlns:wpc="http://schemas.microsoft.com/office/word/2010/wordprocessingCanvas" xmlns:cx="http://schemas.microsoft.com/office/drawing/2014/chartex" xmlns:cx1="http://schemas.microsoft.com/office/drawing/2015/9/8/chartex" xmlns:cx2="http://schemas.microsoft.com/office/drawing/2015/10/21/chartex" xmlns:cx3="http://schemas.microsoft.com/office/drawing/2016/5/9/chartex" xmlns:cx4="http://schemas.microsoft.com/office/drawing/2016/5/10/chartex" xmlns:cx5="http://schemas.microsoft.com/office/drawing/2016/5/11/chartex" xmlns:cx6="http://schemas.microsoft.com/office/drawing/2016/5/12/chartex" xmlns:cx7="http://schemas.microsoft.com/office/drawing/2016/5/13/chartex" xmlns:cx8="http://schemas.microsoft.com/office/drawing/2016/5/14/chartex" xmlns:mc="http://schemas.openxmlformats.org/markup-compatibility/2006" xmlns:aink="http://schemas.microsoft.com/office/drawing/2016/ink" xmlns:am3d="http://schemas.microsoft.com/office/drawing/2017/model3d" xmlns:o="urn:schemas-microsoft-com:office:office" xmlns:oel="http://schemas.microsoft.com/office/2019/extlst" xmlns:r="http://schemas.openxmlformats.org/officeDocument/2006/relationships" xmlns:m="http://schemas.openxmlformats.org/officeDocument/2006/math" xmlns:v="urn:schemas-microsoft-com:vml" xmlns:wp14="http://schemas.microsoft.com/office/word/2010/wordprocessingDrawing" xmlns:wp="http://schemas.openxmlformats.org/drawingml/2006/wordprocessingDrawing" xmlns:w10="urn:schemas-microsoft-com:office:word" xmlns:w="http://schemas.openxmlformats.org/wordprocessingml/2006/main" xmlns:w14="http://schemas.microsoft.com/office/word/2010/wordml" xmlns:w15="http://schemas.microsoft.com/office/word/2012/wordml" xmlns:w16cex="http://schemas.microsoft.com/office/word/2018/wordml/cex" xmlns:w16cid="http://schemas.microsoft.com/office/word/2016/wordml/cid" xmlns:w16="http://schemas.microsoft.com/office/word/2018/wordml" xmlns:w16sdtdh="http://schemas.microsoft.com/office/word/2020/wordml/sdtdatahash" xmlns:w16se="http://schemas.microsoft.com/office/word/2015/wordml/symex" xmlns:wpg="http://schemas.microsoft.com/office/word/2010/wordprocessingGroup" xmlns:wpi="http://schemas.microsoft.com/office/word/2010/wordprocessingInk" xmlns:wne="http://schemas.microsoft.com/office/word/2006/wordml" xmlns:wps="http://schemas.microsoft.com/office/word/2010/wordprocessingShape" mc:Ignorable="w14 w15 w16se w16cid w16 w16cex w16sdtdh wp14">
   <w:tbl>
     <w:tblPr>
       <w:tblW w:w="0" w:type="auto"/>
@@ -4053,7 +4104,7 @@
 </file>
 
 <file path=word/footnotes.xml><?xml version="1.0" encoding="utf-8"?>
-<w:footnotes xmlns:wpc="http://schemas.microsoft.com/office/word/2010/wordprocessingCanvas" xmlns:cx="http://schemas.microsoft.com/office/drawing/2014/chartex" xmlns:cx1="http://schemas.microsoft.com/office/drawing/2015/9/8/chartex" xmlns:cx2="http://schemas.microsoft.com/office/drawing/2015/10/21/chartex" xmlns:cx3="http://schemas.microsoft.com/office/drawing/2016/5/9/chartex" xmlns:cx4="http://schemas.microsoft.com/office/drawing/2016/5/10/chartex" xmlns:cx5="http://schemas.microsoft.com/office/drawing/2016/5/11/chartex" xmlns:cx6="http://schemas.microsoft.com/office/drawing/2016/5/12/chartex" xmlns:cx7="http://schemas.microsoft.com/office/drawing/2016/5/13/chartex" xmlns:cx8="http://schemas.microsoft.com/office/drawing/2016/5/14/chartex" xmlns:mc="http://schemas.openxmlformats.org/markup-compatibility/2006" xmlns:aink="http://schemas.microsoft.com/office/drawing/2016/ink" xmlns:am3d="http://schemas.microsoft.com/office/drawing/2017/model3d" xmlns:o="urn:schemas-microsoft-com:office:office" xmlns:oel="http://schemas.microsoft.com/office/2019/extlst" xmlns:r="http://schemas.openxmlformats.org/officeDocument/2006/relationships" xmlns:m="http://schemas.openxmlformats.org/officeDocument/2006/math" xmlns:v="urn:schemas-microsoft-com:vml" xmlns:wp14="http://schemas.microsoft.com/office/word/2010/wordprocessingDrawing" xmlns:wp="http://schemas.openxmlformats.org/drawingml/2006/wordprocessingDrawing" xmlns:w10="urn:schemas-microsoft-com:office:word" xmlns:w="http://schemas.openxmlformats.org/wordprocessingml/2006/main" xmlns:w14="http://schemas.microsoft.com/office/word/2010/wordml" xmlns:w15="http://schemas.microsoft.com/office/word/2012/wordml" xmlns:w16cex="http://schemas.microsoft.com/office/word/2018/wordml/cex" xmlns:w16cid="http://schemas.microsoft.com/office/word/2016/wordml/cid" xmlns:w16="http://schemas.microsoft.com/office/word/2018/wordml" xmlns:w16du="http://schemas.microsoft.com/office/word/2023/wordml/word16du" xmlns:w16sdtdh="http://schemas.microsoft.com/office/word/2020/wordml/sdtdatahash" xmlns:w16sdtfl="http://schemas.microsoft.com/office/word/2024/wordml/sdtformatlock" xmlns:w16se="http://schemas.microsoft.com/office/word/2015/wordml/symex" xmlns:wpg="http://schemas.microsoft.com/office/word/2010/wordprocessingGroup" xmlns:wpi="http://schemas.microsoft.com/office/word/2010/wordprocessingInk" xmlns:wne="http://schemas.microsoft.com/office/word/2006/wordml" xmlns:wps="http://schemas.microsoft.com/office/word/2010/wordprocessingShape" mc:Ignorable="w14 w15 w16se w16cid w16 w16cex w16sdtdh w16sdtfl w16du wp14">
+<w:footnotes xmlns:wpc="http://schemas.microsoft.com/office/word/2010/wordprocessingCanvas" xmlns:cx="http://schemas.microsoft.com/office/drawing/2014/chartex" xmlns:cx1="http://schemas.microsoft.com/office/drawing/2015/9/8/chartex" xmlns:cx2="http://schemas.microsoft.com/office/drawing/2015/10/21/chartex" xmlns:cx3="http://schemas.microsoft.com/office/drawing/2016/5/9/chartex" xmlns:cx4="http://schemas.microsoft.com/office/drawing/2016/5/10/chartex" xmlns:cx5="http://schemas.microsoft.com/office/drawing/2016/5/11/chartex" xmlns:cx6="http://schemas.microsoft.com/office/drawing/2016/5/12/chartex" xmlns:cx7="http://schemas.microsoft.com/office/drawing/2016/5/13/chartex" xmlns:cx8="http://schemas.microsoft.com/office/drawing/2016/5/14/chartex" xmlns:mc="http://schemas.openxmlformats.org/markup-compatibility/2006" xmlns:aink="http://schemas.microsoft.com/office/drawing/2016/ink" xmlns:am3d="http://schemas.microsoft.com/office/drawing/2017/model3d" xmlns:o="urn:schemas-microsoft-com:office:office" xmlns:oel="http://schemas.microsoft.com/office/2019/extlst" xmlns:r="http://schemas.openxmlformats.org/officeDocument/2006/relationships" xmlns:m="http://schemas.openxmlformats.org/officeDocument/2006/math" xmlns:v="urn:schemas-microsoft-com:vml" xmlns:wp14="http://schemas.microsoft.com/office/word/2010/wordprocessingDrawing" xmlns:wp="http://schemas.openxmlformats.org/drawingml/2006/wordprocessingDrawing" xmlns:w10="urn:schemas-microsoft-com:office:word" xmlns:w="http://schemas.openxmlformats.org/wordprocessingml/2006/main" xmlns:w14="http://schemas.microsoft.com/office/word/2010/wordml" xmlns:w15="http://schemas.microsoft.com/office/word/2012/wordml" xmlns:w16cex="http://schemas.microsoft.com/office/word/2018/wordml/cex" xmlns:w16cid="http://schemas.microsoft.com/office/word/2016/wordml/cid" xmlns:w16="http://schemas.microsoft.com/office/word/2018/wordml" xmlns:w16sdtdh="http://schemas.microsoft.com/office/word/2020/wordml/sdtdatahash" xmlns:w16se="http://schemas.microsoft.com/office/word/2015/wordml/symex" xmlns:wpg="http://schemas.microsoft.com/office/word/2010/wordprocessingGroup" xmlns:wpi="http://schemas.microsoft.com/office/word/2010/wordprocessingInk" xmlns:wne="http://schemas.microsoft.com/office/word/2006/wordml" xmlns:wps="http://schemas.microsoft.com/office/word/2010/wordprocessingShape" mc:Ignorable="w14 w15 w16se w16cid w16 w16cex w16sdtdh wp14">
   <w:footnote w:type="separator" w:id="-1">
     <w:p>
       <w:pPr>
@@ -4078,7 +4129,7 @@
 </file>
 
 <file path=word/header1.xml><?xml version="1.0" encoding="utf-8"?>
-<w:hdr xmlns:wpc="http://schemas.microsoft.com/office/word/2010/wordprocessingCanvas" xmlns:cx="http://schemas.microsoft.com/office/drawing/2014/chartex" xmlns:cx1="http://schemas.microsoft.com/office/drawing/2015/9/8/chartex" xmlns:cx2="http://schemas.microsoft.com/office/drawing/2015/10/21/chartex" xmlns:cx3="http://schemas.microsoft.com/office/drawing/2016/5/9/chartex" xmlns:cx4="http://schemas.microsoft.com/office/drawing/2016/5/10/chartex" xmlns:cx5="http://schemas.microsoft.com/office/drawing/2016/5/11/chartex" xmlns:cx6="http://schemas.microsoft.com/office/drawing/2016/5/12/chartex" xmlns:cx7="http://schemas.microsoft.com/office/drawing/2016/5/13/chartex" xmlns:cx8="http://schemas.microsoft.com/office/drawing/2016/5/14/chartex" xmlns:mc="http://schemas.openxmlformats.org/markup-compatibility/2006" xmlns:aink="http://schemas.microsoft.com/office/drawing/2016/ink" xmlns:am3d="http://schemas.microsoft.com/office/drawing/2017/model3d" xmlns:o="urn:schemas-microsoft-com:office:office" xmlns:oel="http://schemas.microsoft.com/office/2019/extlst" xmlns:r="http://schemas.openxmlformats.org/officeDocument/2006/relationships" xmlns:m="http://schemas.openxmlformats.org/officeDocument/2006/math" xmlns:v="urn:schemas-microsoft-com:vml" xmlns:wp14="http://schemas.microsoft.com/office/word/2010/wordprocessingDrawing" xmlns:wp="http://schemas.openxmlformats.org/drawingml/2006/wordprocessingDrawing" xmlns:w10="urn:schemas-microsoft-com:office:word" xmlns:w="http://schemas.openxmlformats.org/wordprocessingml/2006/main" xmlns:w14="http://schemas.microsoft.com/office/word/2010/wordml" xmlns:w15="http://schemas.microsoft.com/office/word/2012/wordml" xmlns:w16cex="http://schemas.microsoft.com/office/word/2018/wordml/cex" xmlns:w16cid="http://schemas.microsoft.com/office/word/2016/wordml/cid" xmlns:w16="http://schemas.microsoft.com/office/word/2018/wordml" xmlns:w16du="http://schemas.microsoft.com/office/word/2023/wordml/word16du" xmlns:w16sdtdh="http://schemas.microsoft.com/office/word/2020/wordml/sdtdatahash" xmlns:w16sdtfl="http://schemas.microsoft.com/office/word/2024/wordml/sdtformatlock" xmlns:w16se="http://schemas.microsoft.com/office/word/2015/wordml/symex" xmlns:wpg="http://schemas.microsoft.com/office/word/2010/wordprocessingGroup" xmlns:wpi="http://schemas.microsoft.com/office/word/2010/wordprocessingInk" xmlns:wne="http://schemas.microsoft.com/office/word/2006/wordml" xmlns:wps="http://schemas.microsoft.com/office/word/2010/wordprocessingShape" mc:Ignorable="w14 w15 w16se w16cid w16 w16cex w16sdtdh w16sdtfl w16du wp14">
+<w:hdr xmlns:wpc="http://schemas.microsoft.com/office/word/2010/wordprocessingCanvas" xmlns:cx="http://schemas.microsoft.com/office/drawing/2014/chartex" xmlns:cx1="http://schemas.microsoft.com/office/drawing/2015/9/8/chartex" xmlns:cx2="http://schemas.microsoft.com/office/drawing/2015/10/21/chartex" xmlns:cx3="http://schemas.microsoft.com/office/drawing/2016/5/9/chartex" xmlns:cx4="http://schemas.microsoft.com/office/drawing/2016/5/10/chartex" xmlns:cx5="http://schemas.microsoft.com/office/drawing/2016/5/11/chartex" xmlns:cx6="http://schemas.microsoft.com/office/drawing/2016/5/12/chartex" xmlns:cx7="http://schemas.microsoft.com/office/drawing/2016/5/13/chartex" xmlns:cx8="http://schemas.microsoft.com/office/drawing/2016/5/14/chartex" xmlns:mc="http://schemas.openxmlformats.org/markup-compatibility/2006" xmlns:aink="http://schemas.microsoft.com/office/drawing/2016/ink" xmlns:am3d="http://schemas.microsoft.com/office/drawing/2017/model3d" xmlns:o="urn:schemas-microsoft-com:office:office" xmlns:oel="http://schemas.microsoft.com/office/2019/extlst" xmlns:r="http://schemas.openxmlformats.org/officeDocument/2006/relationships" xmlns:m="http://schemas.openxmlformats.org/officeDocument/2006/math" xmlns:v="urn:schemas-microsoft-com:vml" xmlns:wp14="http://schemas.microsoft.com/office/word/2010/wordprocessingDrawing" xmlns:wp="http://schemas.openxmlformats.org/drawingml/2006/wordprocessingDrawing" xmlns:w10="urn:schemas-microsoft-com:office:word" xmlns:w="http://schemas.openxmlformats.org/wordprocessingml/2006/main" xmlns:w14="http://schemas.microsoft.com/office/word/2010/wordml" xmlns:w15="http://schemas.microsoft.com/office/word/2012/wordml" xmlns:w16cex="http://schemas.microsoft.com/office/word/2018/wordml/cex" xmlns:w16cid="http://schemas.microsoft.com/office/word/2016/wordml/cid" xmlns:w16="http://schemas.microsoft.com/office/word/2018/wordml" xmlns:w16sdtdh="http://schemas.microsoft.com/office/word/2020/wordml/sdtdatahash" xmlns:w16se="http://schemas.microsoft.com/office/word/2015/wordml/symex" xmlns:wpg="http://schemas.microsoft.com/office/word/2010/wordprocessingGroup" xmlns:wpi="http://schemas.microsoft.com/office/word/2010/wordprocessingInk" xmlns:wne="http://schemas.microsoft.com/office/word/2006/wordml" xmlns:wps="http://schemas.microsoft.com/office/word/2010/wordprocessingShape" mc:Ignorable="w14 w15 w16se w16cid w16 w16cex w16sdtdh wp14">
   <w:p>
     <w:pPr>
       <w:pStyle w:val="Cabealho"/>
@@ -4148,7 +4199,7 @@
 </file>
 
 <file path=word/numbering.xml><?xml version="1.0" encoding="utf-8"?>
-<w:numbering xmlns:wpc="http://schemas.microsoft.com/office/word/2010/wordprocessingCanvas" xmlns:cx="http://schemas.microsoft.com/office/drawing/2014/chartex" xmlns:cx1="http://schemas.microsoft.com/office/drawing/2015/9/8/chartex" xmlns:cx2="http://schemas.microsoft.com/office/drawing/2015/10/21/chartex" xmlns:cx3="http://schemas.microsoft.com/office/drawing/2016/5/9/chartex" xmlns:cx4="http://schemas.microsoft.com/office/drawing/2016/5/10/chartex" xmlns:cx5="http://schemas.microsoft.com/office/drawing/2016/5/11/chartex" xmlns:cx6="http://schemas.microsoft.com/office/drawing/2016/5/12/chartex" xmlns:cx7="http://schemas.microsoft.com/office/drawing/2016/5/13/chartex" xmlns:cx8="http://schemas.microsoft.com/office/drawing/2016/5/14/chartex" xmlns:mc="http://schemas.openxmlformats.org/markup-compatibility/2006" xmlns:aink="http://schemas.microsoft.com/office/drawing/2016/ink" xmlns:am3d="http://schemas.microsoft.com/office/drawing/2017/model3d" xmlns:o="urn:schemas-microsoft-com:office:office" xmlns:oel="http://schemas.microsoft.com/office/2019/extlst" xmlns:r="http://schemas.openxmlformats.org/officeDocument/2006/relationships" xmlns:m="http://schemas.openxmlformats.org/officeDocument/2006/math" xmlns:v="urn:schemas-microsoft-com:vml" xmlns:wp14="http://schemas.microsoft.com/office/word/2010/wordprocessingDrawing" xmlns:wp="http://schemas.openxmlformats.org/drawingml/2006/wordprocessingDrawing" xmlns:w10="urn:schemas-microsoft-com:office:word" xmlns:w="http://schemas.openxmlformats.org/wordprocessingml/2006/main" xmlns:w14="http://schemas.microsoft.com/office/word/2010/wordml" xmlns:w15="http://schemas.microsoft.com/office/word/2012/wordml" xmlns:w16cex="http://schemas.microsoft.com/office/word/2018/wordml/cex" xmlns:w16cid="http://schemas.microsoft.com/office/word/2016/wordml/cid" xmlns:w16="http://schemas.microsoft.com/office/word/2018/wordml" xmlns:w16du="http://schemas.microsoft.com/office/word/2023/wordml/word16du" xmlns:w16sdtdh="http://schemas.microsoft.com/office/word/2020/wordml/sdtdatahash" xmlns:w16sdtfl="http://schemas.microsoft.com/office/word/2024/wordml/sdtformatlock" xmlns:w16se="http://schemas.microsoft.com/office/word/2015/wordml/symex" xmlns:wpg="http://schemas.microsoft.com/office/word/2010/wordprocessingGroup" xmlns:wpi="http://schemas.microsoft.com/office/word/2010/wordprocessingInk" xmlns:wne="http://schemas.microsoft.com/office/word/2006/wordml" xmlns:wps="http://schemas.microsoft.com/office/word/2010/wordprocessingShape" mc:Ignorable="w14 w15 w16se w16cid w16 w16cex w16sdtdh w16sdtfl w16du wp14">
+<w:numbering xmlns:wpc="http://schemas.microsoft.com/office/word/2010/wordprocessingCanvas" xmlns:cx="http://schemas.microsoft.com/office/drawing/2014/chartex" xmlns:cx1="http://schemas.microsoft.com/office/drawing/2015/9/8/chartex" xmlns:cx2="http://schemas.microsoft.com/office/drawing/2015/10/21/chartex" xmlns:cx3="http://schemas.microsoft.com/office/drawing/2016/5/9/chartex" xmlns:cx4="http://schemas.microsoft.com/office/drawing/2016/5/10/chartex" xmlns:cx5="http://schemas.microsoft.com/office/drawing/2016/5/11/chartex" xmlns:cx6="http://schemas.microsoft.com/office/drawing/2016/5/12/chartex" xmlns:cx7="http://schemas.microsoft.com/office/drawing/2016/5/13/chartex" xmlns:cx8="http://schemas.microsoft.com/office/drawing/2016/5/14/chartex" xmlns:mc="http://schemas.openxmlformats.org/markup-compatibility/2006" xmlns:aink="http://schemas.microsoft.com/office/drawing/2016/ink" xmlns:am3d="http://schemas.microsoft.com/office/drawing/2017/model3d" xmlns:o="urn:schemas-microsoft-com:office:office" xmlns:oel="http://schemas.microsoft.com/office/2019/extlst" xmlns:r="http://schemas.openxmlformats.org/officeDocument/2006/relationships" xmlns:m="http://schemas.openxmlformats.org/officeDocument/2006/math" xmlns:v="urn:schemas-microsoft-com:vml" xmlns:wp14="http://schemas.microsoft.com/office/word/2010/wordprocessingDrawing" xmlns:wp="http://schemas.openxmlformats.org/drawingml/2006/wordprocessingDrawing" xmlns:w10="urn:schemas-microsoft-com:office:word" xmlns:w="http://schemas.openxmlformats.org/wordprocessingml/2006/main" xmlns:w14="http://schemas.microsoft.com/office/word/2010/wordml" xmlns:w15="http://schemas.microsoft.com/office/word/2012/wordml" xmlns:w16cex="http://schemas.microsoft.com/office/word/2018/wordml/cex" xmlns:w16cid="http://schemas.microsoft.com/office/word/2016/wordml/cid" xmlns:w16="http://schemas.microsoft.com/office/word/2018/wordml" xmlns:w16sdtdh="http://schemas.microsoft.com/office/word/2020/wordml/sdtdatahash" xmlns:w16se="http://schemas.microsoft.com/office/word/2015/wordml/symex" xmlns:wpg="http://schemas.microsoft.com/office/word/2010/wordprocessingGroup" xmlns:wpi="http://schemas.microsoft.com/office/word/2010/wordprocessingInk" xmlns:wne="http://schemas.microsoft.com/office/word/2006/wordml" xmlns:wps="http://schemas.microsoft.com/office/word/2010/wordprocessingShape" mc:Ignorable="w14 w15 w16se w16cid w16 w16cex w16sdtdh wp14">
   <w:abstractNum w:abstractNumId="0" w15:restartNumberingAfterBreak="0">
     <w:nsid w:val="17913EB3"/>
     <w:multiLevelType w:val="multilevel"/>
@@ -4510,7 +4561,7 @@
 </file>
 
 <file path=word/styles.xml><?xml version="1.0" encoding="utf-8"?>
-<w:styles xmlns:mc="http://schemas.openxmlformats.org/markup-compatibility/2006" xmlns:r="http://schemas.openxmlformats.org/officeDocument/2006/relationships" xmlns:w="http://schemas.openxmlformats.org/wordprocessingml/2006/main" xmlns:w14="http://schemas.microsoft.com/office/word/2010/wordml" xmlns:w15="http://schemas.microsoft.com/office/word/2012/wordml" xmlns:w16cex="http://schemas.microsoft.com/office/word/2018/wordml/cex" xmlns:w16cid="http://schemas.microsoft.com/office/word/2016/wordml/cid" xmlns:w16="http://schemas.microsoft.com/office/word/2018/wordml" xmlns:w16du="http://schemas.microsoft.com/office/word/2023/wordml/word16du" xmlns:w16sdtdh="http://schemas.microsoft.com/office/word/2020/wordml/sdtdatahash" xmlns:w16sdtfl="http://schemas.microsoft.com/office/word/2024/wordml/sdtformatlock" xmlns:w16se="http://schemas.microsoft.com/office/word/2015/wordml/symex" mc:Ignorable="w14 w15 w16se w16cid w16 w16cex w16sdtdh w16sdtfl w16du">
+<w:styles xmlns:mc="http://schemas.openxmlformats.org/markup-compatibility/2006" xmlns:r="http://schemas.openxmlformats.org/officeDocument/2006/relationships" xmlns:w="http://schemas.openxmlformats.org/wordprocessingml/2006/main" xmlns:w14="http://schemas.microsoft.com/office/word/2010/wordml" xmlns:w15="http://schemas.microsoft.com/office/word/2012/wordml" xmlns:w16cex="http://schemas.microsoft.com/office/word/2018/wordml/cex" xmlns:w16cid="http://schemas.microsoft.com/office/word/2016/wordml/cid" xmlns:w16="http://schemas.microsoft.com/office/word/2018/wordml" xmlns:w16sdtdh="http://schemas.microsoft.com/office/word/2020/wordml/sdtdatahash" xmlns:w16se="http://schemas.microsoft.com/office/word/2015/wordml/symex" mc:Ignorable="w14 w15 w16se w16cid w16 w16cex w16sdtdh">
   <w:docDefaults>
     <w:rPrDefault>
       <w:rPr>
@@ -5821,6 +5872,26 @@
 </file>
 
 <file path=customXml/item1.xml><?xml version="1.0" encoding="utf-8"?>
+<?mso-contentType ?>
+<FormTemplates xmlns="http://schemas.microsoft.com/sharepoint/v3/contenttype/forms">
+  <Display>DocumentLibraryForm</Display>
+  <Edit>DocumentLibraryForm</Edit>
+  <New>DocumentLibraryForm</New>
+</FormTemplates>
+</file>
+
+<file path=customXml/item2.xml><?xml version="1.0" encoding="utf-8"?>
+<p:properties xmlns:p="http://schemas.microsoft.com/office/2006/metadata/properties" xmlns:xsi="http://www.w3.org/2001/XMLSchema-instance" xmlns:pc="http://schemas.microsoft.com/office/infopath/2007/PartnerControls">
+  <documentManagement>
+    <lcf76f155ced4ddcb4097134ff3c332f xmlns="8ca2a57e-8138-4b57-956a-eb6e2c7049cc">
+      <Terms xmlns="http://schemas.microsoft.com/office/infopath/2007/PartnerControls"/>
+    </lcf76f155ced4ddcb4097134ff3c332f>
+    <TaxCatchAll xmlns="1d2798d9-1030-4cc5-be7b-200f9e628651" xsi:nil="true"/>
+  </documentManagement>
+</p:properties>
+</file>
+
+<file path=customXml/item3.xml><?xml version="1.0" encoding="utf-8"?>
 <ct:contentTypeSchema xmlns:ct="http://schemas.microsoft.com/office/2006/metadata/contentType" xmlns:ma="http://schemas.microsoft.com/office/2006/metadata/properties/metaAttributes" ct:_="" ma:_="" ma:contentTypeName="Documento" ma:contentTypeID="0x01010045364877AF745B4281652B53F43C594A" ma:contentTypeVersion="15" ma:contentTypeDescription="Crie um novo documento." ma:contentTypeScope="" ma:versionID="d0aca78f0edc9854d9577b32f48b226a">
   <xsd:schema xmlns:xsd="http://www.w3.org/2001/XMLSchema" xmlns:xs="http://www.w3.org/2001/XMLSchema" xmlns:p="http://schemas.microsoft.com/office/2006/metadata/properties" xmlns:ns2="1d2798d9-1030-4cc5-be7b-200f9e628651" xmlns:ns3="8ca2a57e-8138-4b57-956a-eb6e2c7049cc" targetNamespace="http://schemas.microsoft.com/office/2006/metadata/properties" ma:root="true" ma:fieldsID="4612fc6d25e147ba50590cbb4310a89d" ns2:_="" ns3:_="">
     <xsd:import namespace="1d2798d9-1030-4cc5-be7b-200f9e628651"/>
@@ -6055,27 +6126,26 @@
 </ct:contentTypeSchema>
 </file>
 
-<file path=customXml/item2.xml><?xml version="1.0" encoding="utf-8"?>
-<p:properties xmlns:p="http://schemas.microsoft.com/office/2006/metadata/properties" xmlns:xsi="http://www.w3.org/2001/XMLSchema-instance" xmlns:pc="http://schemas.microsoft.com/office/infopath/2007/PartnerControls">
-  <documentManagement>
-    <lcf76f155ced4ddcb4097134ff3c332f xmlns="8ca2a57e-8138-4b57-956a-eb6e2c7049cc">
-      <Terms xmlns="http://schemas.microsoft.com/office/infopath/2007/PartnerControls"/>
-    </lcf76f155ced4ddcb4097134ff3c332f>
-    <TaxCatchAll xmlns="1d2798d9-1030-4cc5-be7b-200f9e628651" xsi:nil="true"/>
-  </documentManagement>
-</p:properties>
+<file path=customXml/itemProps1.xml><?xml version="1.0" encoding="utf-8"?>
+<ds:datastoreItem xmlns:ds="http://schemas.openxmlformats.org/officeDocument/2006/customXml" ds:itemID="{48DFB5F4-52F4-4628-91A3-77FC7DBF31CA}">
+  <ds:schemaRefs>
+    <ds:schemaRef ds:uri="http://schemas.microsoft.com/sharepoint/v3/contenttype/forms"/>
+  </ds:schemaRefs>
+</ds:datastoreItem>
 </file>
 
-<file path=customXml/item3.xml><?xml version="1.0" encoding="utf-8"?>
-<?mso-contentType ?>
-<FormTemplates xmlns="http://schemas.microsoft.com/sharepoint/v3/contenttype/forms">
-  <Display>DocumentLibraryForm</Display>
-  <Edit>DocumentLibraryForm</Edit>
-  <New>DocumentLibraryForm</New>
-</FormTemplates>
+<file path=customXml/itemProps2.xml><?xml version="1.0" encoding="utf-8"?>
+<ds:datastoreItem xmlns:ds="http://schemas.openxmlformats.org/officeDocument/2006/customXml" ds:itemID="{F4C3DEEC-2600-444B-9739-BAA4A738EA1E}">
+  <ds:schemaRefs>
+    <ds:schemaRef ds:uri="http://schemas.microsoft.com/office/2006/metadata/properties"/>
+    <ds:schemaRef ds:uri="http://schemas.microsoft.com/office/infopath/2007/PartnerControls"/>
+    <ds:schemaRef ds:uri="8ca2a57e-8138-4b57-956a-eb6e2c7049cc"/>
+    <ds:schemaRef ds:uri="1d2798d9-1030-4cc5-be7b-200f9e628651"/>
+  </ds:schemaRefs>
+</ds:datastoreItem>
 </file>
 
-<file path=customXml/itemProps1.xml><?xml version="1.0" encoding="utf-8"?>
+<file path=customXml/itemProps3.xml><?xml version="1.0" encoding="utf-8"?>
 <ds:datastoreItem xmlns:ds="http://schemas.openxmlformats.org/officeDocument/2006/customXml" ds:itemID="{05CF8F48-FB5F-4E20-B2D4-E9A2A1F67ED6}">
   <ds:schemaRefs>
     <ds:schemaRef ds:uri="http://schemas.microsoft.com/office/2006/metadata/contentType"/>
@@ -6092,23 +6162,4 @@
     <ds:schemaRef ds:uri="http://schemas.microsoft.com/internal/obd"/>
   </ds:schemaRefs>
 </ds:datastoreItem>
-</file>
-
-<file path=customXml/itemProps2.xml><?xml version="1.0" encoding="utf-8"?>
-<ds:datastoreItem xmlns:ds="http://schemas.openxmlformats.org/officeDocument/2006/customXml" ds:itemID="{F4C3DEEC-2600-444B-9739-BAA4A738EA1E}">
-  <ds:schemaRefs>
-    <ds:schemaRef ds:uri="http://schemas.microsoft.com/office/2006/metadata/properties"/>
-    <ds:schemaRef ds:uri="http://schemas.microsoft.com/office/infopath/2007/PartnerControls"/>
-    <ds:schemaRef ds:uri="8ca2a57e-8138-4b57-956a-eb6e2c7049cc"/>
-    <ds:schemaRef ds:uri="1d2798d9-1030-4cc5-be7b-200f9e628651"/>
-  </ds:schemaRefs>
-</ds:datastoreItem>
-</file>
-
-<file path=customXml/itemProps3.xml><?xml version="1.0" encoding="utf-8"?>
-<ds:datastoreItem xmlns:ds="http://schemas.openxmlformats.org/officeDocument/2006/customXml" ds:itemID="{48DFB5F4-52F4-4628-91A3-77FC7DBF31CA}">
-  <ds:schemaRefs>
-    <ds:schemaRef ds:uri="http://schemas.microsoft.com/sharepoint/v3/contenttype/forms"/>
-  </ds:schemaRefs>
-</ds:datastoreItem>
 </file>